--- a/docs/TSD.docx
+++ b/docs/TSD.docx
@@ -93,7 +93,7 @@
               </w:rPr>
               <w:t>Update</w:t>
               <w:br/>
-              <w:t>2026-07-05</w:t>
+              <w:t>2026-07-06</w:t>
             </w:r>
           </w:p>
         </w:tc>
@@ -3735,6 +3735,77 @@
     <w:p/>
     <w:p>
       <w:pPr>
+        <w:pStyle w:val="Heading2"/>
+      </w:pPr>
+      <w:r>
+        <w:t>8.1 Deployment Render</w:t>
+      </w:r>
+    </w:p>
+    <w:p>
+      <w:pPr>
+        <w:pStyle w:val="ListBullet"/>
+        <w:spacing w:before="0" w:after="80" w:line="300" w:lineRule="auto"/>
+      </w:pPr>
+      <w:r>
+        <w:t>Infrastructure as Code menggunakan render.yaml di root repository.</w:t>
+      </w:r>
+    </w:p>
+    <w:p>
+      <w:pPr>
+        <w:pStyle w:val="ListBullet"/>
+        <w:spacing w:before="0" w:after="80" w:line="300" w:lineRule="auto"/>
+      </w:pPr>
+      <w:r>
+        <w:t>Service berupa Node.js Web Service paket free, region singapore, dan branch main.</w:t>
+      </w:r>
+    </w:p>
+    <w:p>
+      <w:pPr>
+        <w:pStyle w:val="ListBullet"/>
+        <w:spacing w:before="0" w:after="80" w:line="300" w:lineRule="auto"/>
+      </w:pPr>
+      <w:r>
+        <w:t>Build command npm ci &amp;&amp; npm run build; start command npm start.</w:t>
+      </w:r>
+    </w:p>
+    <w:p>
+      <w:pPr>
+        <w:pStyle w:val="ListBullet"/>
+        <w:spacing w:before="0" w:after="80" w:line="300" w:lineRule="auto"/>
+      </w:pPr>
+      <w:r>
+        <w:t>Health check menggunakan GET /api/health dan PORT disediakan otomatis oleh Render.</w:t>
+      </w:r>
+    </w:p>
+    <w:p>
+      <w:pPr>
+        <w:pStyle w:val="ListBullet"/>
+        <w:spacing w:before="0" w:after="80" w:line="300" w:lineRule="auto"/>
+      </w:pPr>
+      <w:r>
+        <w:t>APP_JWT_SECRET dibuat otomatis; password Admin, Manager, dan Cashier memakai sync: false agar diminta saat Blueprint dibuat dan tidak masuk Git.</w:t>
+      </w:r>
+    </w:p>
+    <w:p>
+      <w:pPr>
+        <w:pStyle w:val="ListBullet"/>
+        <w:spacing w:before="0" w:after="80" w:line="300" w:lineRule="auto"/>
+      </w:pPr>
+      <w:r>
+        <w:t>Express melayani frontend Vite dari dist dan memberi fallback index.html untuk route non-API.</w:t>
+      </w:r>
+    </w:p>
+    <w:p>
+      <w:pPr>
+        <w:pStyle w:val="ListBullet"/>
+        <w:spacing w:before="0" w:after="80" w:line="300" w:lineRule="auto"/>
+      </w:pPr>
+      <w:r>
+        <w:t>Filesystem paket gratis bersifat ephemeral; SQLite dan gambar Data URL tidak dijamin bertahan setelah sleep, restart, atau redeploy.</w:t>
+      </w:r>
+    </w:p>
+    <w:p>
+      <w:pPr>
         <w:pStyle w:val="Heading1"/>
       </w:pPr>
       <w:r>
@@ -3939,6 +4010,68 @@
                 <w:sz w:val="19"/>
               </w:rPr>
               <w:t>Perubahan teknis</w:t>
+            </w:r>
+          </w:p>
+        </w:tc>
+      </w:tr>
+      <w:tr>
+        <w:tc>
+          <w:tcPr>
+            <w:tcW w:type="dxa" w:w="1944"/>
+            <w:tcMar>
+              <w:top w:w="80" w:type="dxa"/>
+              <w:start w:w="120" w:type="dxa"/>
+              <w:bottom w:w="80" w:type="dxa"/>
+              <w:end w:w="120" w:type="dxa"/>
+            </w:tcMar>
+            <w:tcBorders>
+              <w:top w:val="single" w:sz="6" w:space="0" w:color="D9E2EC"/>
+              <w:left w:val="single" w:sz="6" w:space="0" w:color="D9E2EC"/>
+              <w:bottom w:val="single" w:sz="6" w:space="0" w:color="D9E2EC"/>
+              <w:right w:val="single" w:sz="6" w:space="0" w:color="D9E2EC"/>
+            </w:tcBorders>
+          </w:tcPr>
+          <w:p>
+            <w:pPr>
+              <w:spacing w:before="0" w:after="0" w:line="276" w:lineRule="auto"/>
+            </w:pPr>
+            <w:r>
+              <w:rPr>
+                <w:rFonts w:ascii="Calibri" w:hAnsi="Calibri" w:eastAsia="Calibri"/>
+                <w:color w:val="1F2937"/>
+                <w:sz w:val="19"/>
+              </w:rPr>
+              <w:t>2026-07-06</w:t>
+            </w:r>
+          </w:p>
+        </w:tc>
+        <w:tc>
+          <w:tcPr>
+            <w:tcW w:type="dxa" w:w="7416"/>
+            <w:tcMar>
+              <w:top w:w="80" w:type="dxa"/>
+              <w:start w:w="120" w:type="dxa"/>
+              <w:bottom w:w="80" w:type="dxa"/>
+              <w:end w:w="120" w:type="dxa"/>
+            </w:tcMar>
+            <w:tcBorders>
+              <w:top w:val="single" w:sz="6" w:space="0" w:color="D9E2EC"/>
+              <w:left w:val="single" w:sz="6" w:space="0" w:color="D9E2EC"/>
+              <w:bottom w:val="single" w:sz="6" w:space="0" w:color="D9E2EC"/>
+              <w:right w:val="single" w:sz="6" w:space="0" w:color="D9E2EC"/>
+            </w:tcBorders>
+          </w:tcPr>
+          <w:p>
+            <w:pPr>
+              <w:spacing w:before="0" w:after="0" w:line="276" w:lineRule="auto"/>
+            </w:pPr>
+            <w:r>
+              <w:rPr>
+                <w:rFonts w:ascii="Calibri" w:hAnsi="Calibri" w:eastAsia="Calibri"/>
+                <w:color w:val="1F2937"/>
+                <w:sz w:val="19"/>
+              </w:rPr>
+              <w:t>Menambahkan render.yaml untuk Web Service gratis region Singapura, build/start command, health check, secret env, auto-deploy branch main, dan dokumentasi filesystem ephemeral.</w:t>
             </w:r>
           </w:p>
         </w:tc>
@@ -4775,7 +4908,7 @@
         <w:color w:val="667085"/>
         <w:sz w:val="17"/>
       </w:rPr>
-      <w:t>Franchise Ordering Platform · TSD · Update 2026-07-05</w:t>
+      <w:t>Franchise Ordering Platform · TSD · Update 2026-07-06</w:t>
     </w:r>
   </w:p>
 </w:ftr>

--- a/docs/TSD.docx
+++ b/docs/TSD.docx
@@ -334,7 +334,7 @@
                 <w:color w:val="1F2937"/>
                 <w:sz w:val="19"/>
               </w:rPr>
-              <w:t>Express + TypeScript.</w:t>
+              <w:t>Express + TypeScript melalui Netlify Functions dan serverless-http.</w:t>
             </w:r>
           </w:p>
         </w:tc>
@@ -396,7 +396,7 @@
                 <w:color w:val="1F2937"/>
                 <w:sz w:val="19"/>
               </w:rPr>
-              <w:t>SQLite via better-sqlite3.</w:t>
+              <w:t>Netlify Database/PostgreSQL via pg dan @netlify/database.</w:t>
             </w:r>
           </w:p>
         </w:tc>
@@ -1230,7 +1230,7 @@
                 <w:color w:val="1F2937"/>
                 <w:sz w:val="19"/>
               </w:rPr>
-              <w:t>Routing API dan middleware auth.</w:t>
+              <w:t>Routing API async, middleware auth/RBAC, dan Express app untuk Function.</w:t>
             </w:r>
           </w:p>
         </w:tc>
@@ -1262,7 +1262,7 @@
                 <w:color w:val="1F2937"/>
                 <w:sz w:val="19"/>
               </w:rPr>
-              <w:t>server/db.ts</w:t>
+              <w:t>server/contracts.ts</w:t>
             </w:r>
           </w:p>
         </w:tc>
@@ -1292,7 +1292,255 @@
                 <w:color w:val="1F2937"/>
                 <w:sz w:val="19"/>
               </w:rPr>
-              <w:t>Skema database, query, seed, dan settings.</w:t>
+              <w:t>Kontrak tipe domain bersama untuk API dan provider database.</w:t>
+            </w:r>
+          </w:p>
+        </w:tc>
+      </w:tr>
+      <w:tr>
+        <w:tc>
+          <w:tcPr>
+            <w:tcW w:type="dxa" w:w="3240"/>
+            <w:tcMar>
+              <w:top w:w="80" w:type="dxa"/>
+              <w:start w:w="120" w:type="dxa"/>
+              <w:bottom w:w="80" w:type="dxa"/>
+              <w:end w:w="120" w:type="dxa"/>
+            </w:tcMar>
+            <w:tcBorders>
+              <w:top w:val="single" w:sz="6" w:space="0" w:color="D9E2EC"/>
+              <w:left w:val="single" w:sz="6" w:space="0" w:color="D9E2EC"/>
+              <w:bottom w:val="single" w:sz="6" w:space="0" w:color="D9E2EC"/>
+              <w:right w:val="single" w:sz="6" w:space="0" w:color="D9E2EC"/>
+            </w:tcBorders>
+          </w:tcPr>
+          <w:p>
+            <w:pPr>
+              <w:spacing w:before="0" w:after="0" w:line="276" w:lineRule="auto"/>
+            </w:pPr>
+            <w:r>
+              <w:rPr>
+                <w:rFonts w:ascii="Calibri" w:hAnsi="Calibri" w:eastAsia="Calibri"/>
+                <w:color w:val="1F2937"/>
+                <w:sz w:val="19"/>
+              </w:rPr>
+              <w:t>server/postgres-db.ts</w:t>
+            </w:r>
+          </w:p>
+        </w:tc>
+        <w:tc>
+          <w:tcPr>
+            <w:tcW w:type="dxa" w:w="6120"/>
+            <w:tcMar>
+              <w:top w:w="80" w:type="dxa"/>
+              <w:start w:w="120" w:type="dxa"/>
+              <w:bottom w:w="80" w:type="dxa"/>
+              <w:end w:w="120" w:type="dxa"/>
+            </w:tcMar>
+            <w:tcBorders>
+              <w:top w:val="single" w:sz="6" w:space="0" w:color="D9E2EC"/>
+              <w:left w:val="single" w:sz="6" w:space="0" w:color="D9E2EC"/>
+              <w:bottom w:val="single" w:sz="6" w:space="0" w:color="D9E2EC"/>
+              <w:right w:val="single" w:sz="6" w:space="0" w:color="D9E2EC"/>
+            </w:tcBorders>
+          </w:tcPr>
+          <w:p>
+            <w:pPr>
+              <w:spacing w:before="0" w:after="0" w:line="276" w:lineRule="auto"/>
+            </w:pPr>
+            <w:r>
+              <w:rPr>
+                <w:rFonts w:ascii="Calibri" w:hAnsi="Calibri" w:eastAsia="Calibri"/>
+                <w:color w:val="1F2937"/>
+                <w:sz w:val="19"/>
+              </w:rPr>
+              <w:t>Query PostgreSQL, transaksi, seed idempotent, dan agregasi laporan.</w:t>
+            </w:r>
+          </w:p>
+        </w:tc>
+      </w:tr>
+      <w:tr>
+        <w:tc>
+          <w:tcPr>
+            <w:tcW w:type="dxa" w:w="3240"/>
+            <w:tcMar>
+              <w:top w:w="80" w:type="dxa"/>
+              <w:start w:w="120" w:type="dxa"/>
+              <w:bottom w:w="80" w:type="dxa"/>
+              <w:end w:w="120" w:type="dxa"/>
+            </w:tcMar>
+            <w:tcBorders>
+              <w:top w:val="single" w:sz="6" w:space="0" w:color="D9E2EC"/>
+              <w:left w:val="single" w:sz="6" w:space="0" w:color="D9E2EC"/>
+              <w:bottom w:val="single" w:sz="6" w:space="0" w:color="D9E2EC"/>
+              <w:right w:val="single" w:sz="6" w:space="0" w:color="D9E2EC"/>
+            </w:tcBorders>
+          </w:tcPr>
+          <w:p>
+            <w:pPr>
+              <w:spacing w:before="0" w:after="0" w:line="276" w:lineRule="auto"/>
+            </w:pPr>
+            <w:r>
+              <w:rPr>
+                <w:rFonts w:ascii="Calibri" w:hAnsi="Calibri" w:eastAsia="Calibri"/>
+                <w:color w:val="1F2937"/>
+                <w:sz w:val="19"/>
+              </w:rPr>
+              <w:t>netlify/functions/api.ts</w:t>
+            </w:r>
+          </w:p>
+        </w:tc>
+        <w:tc>
+          <w:tcPr>
+            <w:tcW w:type="dxa" w:w="6120"/>
+            <w:tcMar>
+              <w:top w:w="80" w:type="dxa"/>
+              <w:start w:w="120" w:type="dxa"/>
+              <w:bottom w:w="80" w:type="dxa"/>
+              <w:end w:w="120" w:type="dxa"/>
+            </w:tcMar>
+            <w:tcBorders>
+              <w:top w:val="single" w:sz="6" w:space="0" w:color="D9E2EC"/>
+              <w:left w:val="single" w:sz="6" w:space="0" w:color="D9E2EC"/>
+              <w:bottom w:val="single" w:sz="6" w:space="0" w:color="D9E2EC"/>
+              <w:right w:val="single" w:sz="6" w:space="0" w:color="D9E2EC"/>
+            </w:tcBorders>
+          </w:tcPr>
+          <w:p>
+            <w:pPr>
+              <w:spacing w:before="0" w:after="0" w:line="276" w:lineRule="auto"/>
+            </w:pPr>
+            <w:r>
+              <w:rPr>
+                <w:rFonts w:ascii="Calibri" w:hAnsi="Calibri" w:eastAsia="Calibri"/>
+                <w:color w:val="1F2937"/>
+                <w:sz w:val="19"/>
+              </w:rPr>
+              <w:t>Entry point Express Netlify Function.</w:t>
+            </w:r>
+          </w:p>
+        </w:tc>
+      </w:tr>
+      <w:tr>
+        <w:tc>
+          <w:tcPr>
+            <w:tcW w:type="dxa" w:w="3240"/>
+            <w:tcMar>
+              <w:top w:w="80" w:type="dxa"/>
+              <w:start w:w="120" w:type="dxa"/>
+              <w:bottom w:w="80" w:type="dxa"/>
+              <w:end w:w="120" w:type="dxa"/>
+            </w:tcMar>
+            <w:tcBorders>
+              <w:top w:val="single" w:sz="6" w:space="0" w:color="D9E2EC"/>
+              <w:left w:val="single" w:sz="6" w:space="0" w:color="D9E2EC"/>
+              <w:bottom w:val="single" w:sz="6" w:space="0" w:color="D9E2EC"/>
+              <w:right w:val="single" w:sz="6" w:space="0" w:color="D9E2EC"/>
+            </w:tcBorders>
+          </w:tcPr>
+          <w:p>
+            <w:pPr>
+              <w:spacing w:before="0" w:after="0" w:line="276" w:lineRule="auto"/>
+            </w:pPr>
+            <w:r>
+              <w:rPr>
+                <w:rFonts w:ascii="Calibri" w:hAnsi="Calibri" w:eastAsia="Calibri"/>
+                <w:color w:val="1F2937"/>
+                <w:sz w:val="19"/>
+              </w:rPr>
+              <w:t>netlify/database/migrations/0001_initial_schema.sql</w:t>
+            </w:r>
+          </w:p>
+        </w:tc>
+        <w:tc>
+          <w:tcPr>
+            <w:tcW w:type="dxa" w:w="6120"/>
+            <w:tcMar>
+              <w:top w:w="80" w:type="dxa"/>
+              <w:start w:w="120" w:type="dxa"/>
+              <w:bottom w:w="80" w:type="dxa"/>
+              <w:end w:w="120" w:type="dxa"/>
+            </w:tcMar>
+            <w:tcBorders>
+              <w:top w:val="single" w:sz="6" w:space="0" w:color="D9E2EC"/>
+              <w:left w:val="single" w:sz="6" w:space="0" w:color="D9E2EC"/>
+              <w:bottom w:val="single" w:sz="6" w:space="0" w:color="D9E2EC"/>
+              <w:right w:val="single" w:sz="6" w:space="0" w:color="D9E2EC"/>
+            </w:tcBorders>
+          </w:tcPr>
+          <w:p>
+            <w:pPr>
+              <w:spacing w:before="0" w:after="0" w:line="276" w:lineRule="auto"/>
+            </w:pPr>
+            <w:r>
+              <w:rPr>
+                <w:rFonts w:ascii="Calibri" w:hAnsi="Calibri" w:eastAsia="Calibri"/>
+                <w:color w:val="1F2937"/>
+                <w:sz w:val="19"/>
+              </w:rPr>
+              <w:t>Baseline schema PostgreSQL yang diterapkan otomatis.</w:t>
+            </w:r>
+          </w:p>
+        </w:tc>
+      </w:tr>
+      <w:tr>
+        <w:tc>
+          <w:tcPr>
+            <w:tcW w:type="dxa" w:w="3240"/>
+            <w:tcMar>
+              <w:top w:w="80" w:type="dxa"/>
+              <w:start w:w="120" w:type="dxa"/>
+              <w:bottom w:w="80" w:type="dxa"/>
+              <w:end w:w="120" w:type="dxa"/>
+            </w:tcMar>
+            <w:tcBorders>
+              <w:top w:val="single" w:sz="6" w:space="0" w:color="D9E2EC"/>
+              <w:left w:val="single" w:sz="6" w:space="0" w:color="D9E2EC"/>
+              <w:bottom w:val="single" w:sz="6" w:space="0" w:color="D9E2EC"/>
+              <w:right w:val="single" w:sz="6" w:space="0" w:color="D9E2EC"/>
+            </w:tcBorders>
+          </w:tcPr>
+          <w:p>
+            <w:pPr>
+              <w:spacing w:before="0" w:after="0" w:line="276" w:lineRule="auto"/>
+            </w:pPr>
+            <w:r>
+              <w:rPr>
+                <w:rFonts w:ascii="Calibri" w:hAnsi="Calibri" w:eastAsia="Calibri"/>
+                <w:color w:val="1F2937"/>
+                <w:sz w:val="19"/>
+              </w:rPr>
+              <w:t>netlify.toml</w:t>
+            </w:r>
+          </w:p>
+        </w:tc>
+        <w:tc>
+          <w:tcPr>
+            <w:tcW w:type="dxa" w:w="6120"/>
+            <w:tcMar>
+              <w:top w:w="80" w:type="dxa"/>
+              <w:start w:w="120" w:type="dxa"/>
+              <w:bottom w:w="80" w:type="dxa"/>
+              <w:end w:w="120" w:type="dxa"/>
+            </w:tcMar>
+            <w:tcBorders>
+              <w:top w:val="single" w:sz="6" w:space="0" w:color="D9E2EC"/>
+              <w:left w:val="single" w:sz="6" w:space="0" w:color="D9E2EC"/>
+              <w:bottom w:val="single" w:sz="6" w:space="0" w:color="D9E2EC"/>
+              <w:right w:val="single" w:sz="6" w:space="0" w:color="D9E2EC"/>
+            </w:tcBorders>
+          </w:tcPr>
+          <w:p>
+            <w:pPr>
+              <w:spacing w:before="0" w:after="0" w:line="276" w:lineRule="auto"/>
+            </w:pPr>
+            <w:r>
+              <w:rPr>
+                <w:rFonts w:ascii="Calibri" w:hAnsi="Calibri" w:eastAsia="Calibri"/>
+                <w:color w:val="1F2937"/>
+                <w:sz w:val="19"/>
+              </w:rPr>
+              <w:t>Build, bundling Function, routing API, dan fallback SPA.</w:t>
             </w:r>
           </w:p>
         </w:tc>
@@ -1312,7 +1560,7 @@
         <w:spacing w:before="0" w:after="120" w:line="300" w:lineRule="auto"/>
       </w:pPr>
       <w:r>
-        <w:t>Database default: data/franchise.db.</w:t>
+        <w:t>Database produksi memakai Netlify Database/PostgreSQL melalui NETLIFY_DB_URL. Pengembangan lokal memakai emulator PostgreSQL dari @netlify/vite-plugin.</w:t>
       </w:r>
     </w:p>
     <w:tbl>
@@ -2350,7 +2598,7 @@
         <w:spacing w:before="0" w:after="80" w:line="300" w:lineRule="auto"/>
       </w:pPr>
       <w:r>
-        <w:t>Update current_stock dan insert stock_movements berjalan dalam satu transaksi SQLite.</w:t>
+        <w:t>Update current_stock dan insert stock_movements berjalan dalam satu transaksi PostgreSQL dengan row locking.</w:t>
       </w:r>
     </w:p>
     <w:p>
@@ -3726,7 +3974,7 @@
                 <w:color w:val="1F2937"/>
                 <w:sz w:val="19"/>
               </w:rPr>
-              <w:t>npm run build lalu npm start</w:t>
+              <w:t>npm run build; Netlify menerbitkan dist dan Function.</w:t>
             </w:r>
           </w:p>
         </w:tc>
@@ -3738,7 +3986,7 @@
         <w:pStyle w:val="Heading2"/>
       </w:pPr>
       <w:r>
-        <w:t>8.1 Deployment Render</w:t>
+        <w:t>8.1 Deployment Netlify</w:t>
       </w:r>
     </w:p>
     <w:p>
@@ -3747,7 +3995,7 @@
         <w:spacing w:before="0" w:after="80" w:line="300" w:lineRule="auto"/>
       </w:pPr>
       <w:r>
-        <w:t>Infrastructure as Code menggunakan render.yaml di root repository.</w:t>
+        <w:t>Infrastructure as Code memakai netlify.toml; build command npm run build dan publish directory dist.</w:t>
       </w:r>
     </w:p>
     <w:p>
@@ -3756,7 +4004,7 @@
         <w:spacing w:before="0" w:after="80" w:line="300" w:lineRule="auto"/>
       </w:pPr>
       <w:r>
-        <w:t>Service berupa Node.js Web Service paket free, region singapore, dan branch main.</w:t>
+        <w:t>netlify/functions/api.ts membungkus Express dengan serverless-http; /api/* di-rewrite ke Function dan /* memakai fallback SPA.</w:t>
       </w:r>
     </w:p>
     <w:p>
@@ -3765,7 +4013,7 @@
         <w:spacing w:before="0" w:after="80" w:line="300" w:lineRule="auto"/>
       </w:pPr>
       <w:r>
-        <w:t>Build command npm ci &amp;&amp; npm run build; start command npm start.</w:t>
+        <w:t>@netlify/database memicu provisioning Netlify Database dan migration SQL diterapkan sebelum deploy dipublikasikan.</w:t>
       </w:r>
     </w:p>
     <w:p>
@@ -3774,7 +4022,7 @@
         <w:spacing w:before="0" w:after="80" w:line="300" w:lineRule="auto"/>
       </w:pPr>
       <w:r>
-        <w:t>Health check menggunakan GET /api/health dan PORT disediakan otomatis oleh Render.</w:t>
+        <w:t>server/postgres-db.ts memakai connection string dari getConnectionString() dan pool pg.</w:t>
       </w:r>
     </w:p>
     <w:p>
@@ -3783,7 +4031,7 @@
         <w:spacing w:before="0" w:after="80" w:line="300" w:lineRule="auto"/>
       </w:pPr>
       <w:r>
-        <w:t>APP_JWT_SECRET dibuat otomatis; password Admin, Manager, dan Cashier memakai sync: false agar diminta saat Blueprint dibuat dan tidak masuk Git.</w:t>
+        <w:t>Seed settings, role permission, akun awal, kategori, produk, dan promosi bersifat idempotent dengan advisory lock.</w:t>
       </w:r>
     </w:p>
     <w:p>
@@ -3792,7 +4040,7 @@
         <w:spacing w:before="0" w:after="80" w:line="300" w:lineRule="auto"/>
       </w:pPr>
       <w:r>
-        <w:t>Express melayani frontend Vite dari dist dan memberi fallback index.html untuk route non-API.</w:t>
+        <w:t>Checkout dan stock movement memakai transaksi PostgreSQL serta FOR UPDATE untuk mencegah overselling.</w:t>
       </w:r>
     </w:p>
     <w:p>
@@ -3801,7 +4049,25 @@
         <w:spacing w:before="0" w:after="80" w:line="300" w:lineRule="auto"/>
       </w:pPr>
       <w:r>
-        <w:t>Filesystem paket gratis bersifat ephemeral; SQLite dan gambar Data URL tidak dijamin bertahan setelah sleep, restart, atau redeploy.</w:t>
+        <w:t>@netlify/vite-plugin mengemulasikan Functions, redirects, environment, dan PostgreSQL lokal pada port 5175.</w:t>
+      </w:r>
+    </w:p>
+    <w:p>
+      <w:pPr>
+        <w:pStyle w:val="ListBullet"/>
+        <w:spacing w:before="0" w:after="80" w:line="300" w:lineRule="auto"/>
+      </w:pPr>
+      <w:r>
+        <w:t>Secret produksi disimpan pada environment variable Netlify: APP_JWT_SECRET serta password Admin, Manager, dan Cashier.</w:t>
+      </w:r>
+    </w:p>
+    <w:p>
+      <w:pPr>
+        <w:pStyle w:val="ListBullet"/>
+        <w:spacing w:before="0" w:after="80" w:line="300" w:lineRule="auto"/>
+      </w:pPr>
+      <w:r>
+        <w:t>Paket Free memiliki 300 kredit per bulan dan project pause otomatis jika limit tercapai.</w:t>
       </w:r>
     </w:p>
     <w:p>
@@ -4010,6 +4276,68 @@
                 <w:sz w:val="19"/>
               </w:rPr>
               <w:t>Perubahan teknis</w:t>
+            </w:r>
+          </w:p>
+        </w:tc>
+      </w:tr>
+      <w:tr>
+        <w:tc>
+          <w:tcPr>
+            <w:tcW w:type="dxa" w:w="1944"/>
+            <w:tcMar>
+              <w:top w:w="80" w:type="dxa"/>
+              <w:start w:w="120" w:type="dxa"/>
+              <w:bottom w:w="80" w:type="dxa"/>
+              <w:end w:w="120" w:type="dxa"/>
+            </w:tcMar>
+            <w:tcBorders>
+              <w:top w:val="single" w:sz="6" w:space="0" w:color="D9E2EC"/>
+              <w:left w:val="single" w:sz="6" w:space="0" w:color="D9E2EC"/>
+              <w:bottom w:val="single" w:sz="6" w:space="0" w:color="D9E2EC"/>
+              <w:right w:val="single" w:sz="6" w:space="0" w:color="D9E2EC"/>
+            </w:tcBorders>
+          </w:tcPr>
+          <w:p>
+            <w:pPr>
+              <w:spacing w:before="0" w:after="0" w:line="276" w:lineRule="auto"/>
+            </w:pPr>
+            <w:r>
+              <w:rPr>
+                <w:rFonts w:ascii="Calibri" w:hAnsi="Calibri" w:eastAsia="Calibri"/>
+                <w:color w:val="1F2937"/>
+                <w:sz w:val="19"/>
+              </w:rPr>
+              <w:t>2026-07-06</w:t>
+            </w:r>
+          </w:p>
+        </w:tc>
+        <w:tc>
+          <w:tcPr>
+            <w:tcW w:type="dxa" w:w="7416"/>
+            <w:tcMar>
+              <w:top w:w="80" w:type="dxa"/>
+              <w:start w:w="120" w:type="dxa"/>
+              <w:bottom w:w="80" w:type="dxa"/>
+              <w:end w:w="120" w:type="dxa"/>
+            </w:tcMar>
+            <w:tcBorders>
+              <w:top w:val="single" w:sz="6" w:space="0" w:color="D9E2EC"/>
+              <w:left w:val="single" w:sz="6" w:space="0" w:color="D9E2EC"/>
+              <w:bottom w:val="single" w:sz="6" w:space="0" w:color="D9E2EC"/>
+              <w:right w:val="single" w:sz="6" w:space="0" w:color="D9E2EC"/>
+            </w:tcBorders>
+          </w:tcPr>
+          <w:p>
+            <w:pPr>
+              <w:spacing w:before="0" w:after="0" w:line="276" w:lineRule="auto"/>
+            </w:pPr>
+            <w:r>
+              <w:rPr>
+                <w:rFonts w:ascii="Calibri" w:hAnsi="Calibri" w:eastAsia="Calibri"/>
+                <w:color w:val="1F2937"/>
+                <w:sz w:val="19"/>
+              </w:rPr>
+              <w:t>Memigrasikan backend ke Express Netlify Function, database ke Netlify PostgreSQL, query async/transactional, migration otomatis, Vite emulator lokal, dan routing SPA/API melalui netlify.toml.</w:t>
             </w:r>
           </w:p>
         </w:tc>

--- a/docs/TSD.docx
+++ b/docs/TSD.docx
@@ -93,7 +93,7 @@
               </w:rPr>
               <w:t>Update</w:t>
               <w:br/>
-              <w:t>2026-07-06</w:t>
+              <w:t>2026-07-12</w:t>
             </w:r>
           </w:p>
         </w:tc>
@@ -133,6 +133,14 @@
       </w:pPr>
       <w:r>
         <w:t>1. Stack Teknologi</w:t>
+      </w:r>
+    </w:p>
+    <w:p>
+      <w:pPr>
+        <w:spacing w:before="0" w:after="120" w:line="300" w:lineRule="auto"/>
+      </w:pPr>
+      <w:r>
+        <w:t>Bagian ini merangkum susunan teknis aplikasi, mulai dari frontend dan backend hingga database, autentikasi, serta pola deployment yang didukung.</w:t>
       </w:r>
     </w:p>
     <w:tbl>
@@ -272,7 +280,7 @@
                 <w:color w:val="1F2937"/>
                 <w:sz w:val="19"/>
               </w:rPr>
-              <w:t>React + TypeScript + Vite.</w:t>
+              <w:t>Antarmuka dibangun dengan React, TypeScript, dan Vite.</w:t>
             </w:r>
           </w:p>
         </w:tc>
@@ -334,7 +342,7 @@
                 <w:color w:val="1F2937"/>
                 <w:sz w:val="19"/>
               </w:rPr>
-              <w:t>Express + TypeScript melalui Netlify Functions dan serverless-http.</w:t>
+              <w:t>Express dan TypeScript; development lokal berjalan melalui server/start.ts, sedangkan Netlify Function tetap tersedia sebagai opsi hosting.</w:t>
             </w:r>
           </w:p>
         </w:tc>
@@ -396,7 +404,7 @@
                 <w:color w:val="1F2937"/>
                 <w:sz w:val="19"/>
               </w:rPr>
-              <w:t>Netlify Database/PostgreSQL via pg dan @netlify/database.</w:t>
+              <w:t>PostgreSQL melalui package pg; development memakai database lokal tanpa bergantung pada Netlify.</w:t>
             </w:r>
           </w:p>
         </w:tc>
@@ -458,7 +466,7 @@
                 <w:color w:val="1F2937"/>
                 <w:sz w:val="19"/>
               </w:rPr>
-              <w:t>JWT.</w:t>
+              <w:t>Autentikasi berbasis JWT.</w:t>
             </w:r>
           </w:p>
         </w:tc>
@@ -520,7 +528,7 @@
                 <w:color w:val="1F2937"/>
                 <w:sz w:val="19"/>
               </w:rPr>
-              <w:t>CSS modular per halaman.</w:t>
+              <w:t>Setiap halaman utama memiliki file CSS tersendiri agar styling lebih mudah dirawat.</w:t>
             </w:r>
           </w:p>
         </w:tc>
@@ -672,7 +680,7 @@
                 <w:color w:val="1F2937"/>
                 <w:sz w:val="19"/>
               </w:rPr>
-              <w:t>Landing page, katalog, pemilih add-on, keranjang, checkout.</w:t>
+              <w:t>Landing page, pemilih outlet, katalog, keranjang, checkout, dan redirect pembayaran online.</w:t>
             </w:r>
           </w:p>
         </w:tc>
@@ -735,6 +743,68 @@
                 <w:sz w:val="19"/>
               </w:rPr>
               <w:t>Login/register pelanggan serta login cashier, manager, admin.</w:t>
+            </w:r>
+          </w:p>
+        </w:tc>
+      </w:tr>
+      <w:tr>
+        <w:tc>
+          <w:tcPr>
+            <w:tcW w:type="dxa" w:w="3240"/>
+            <w:tcMar>
+              <w:top w:w="80" w:type="dxa"/>
+              <w:start w:w="120" w:type="dxa"/>
+              <w:bottom w:w="80" w:type="dxa"/>
+              <w:end w:w="120" w:type="dxa"/>
+            </w:tcMar>
+            <w:tcBorders>
+              <w:top w:val="single" w:sz="6" w:space="0" w:color="D9E2EC"/>
+              <w:left w:val="single" w:sz="6" w:space="0" w:color="D9E2EC"/>
+              <w:bottom w:val="single" w:sz="6" w:space="0" w:color="D9E2EC"/>
+              <w:right w:val="single" w:sz="6" w:space="0" w:color="D9E2EC"/>
+            </w:tcBorders>
+          </w:tcPr>
+          <w:p>
+            <w:pPr>
+              <w:spacing w:before="0" w:after="0" w:line="276" w:lineRule="auto"/>
+            </w:pPr>
+            <w:r>
+              <w:rPr>
+                <w:rFonts w:ascii="Calibri" w:hAnsi="Calibri" w:eastAsia="Calibri"/>
+                <w:color w:val="1F2937"/>
+                <w:sz w:val="19"/>
+              </w:rPr>
+              <w:t>src/roleRoutes.ts</w:t>
+            </w:r>
+          </w:p>
+        </w:tc>
+        <w:tc>
+          <w:tcPr>
+            <w:tcW w:type="dxa" w:w="6120"/>
+            <w:tcMar>
+              <w:top w:w="80" w:type="dxa"/>
+              <w:start w:w="120" w:type="dxa"/>
+              <w:bottom w:w="80" w:type="dxa"/>
+              <w:end w:w="120" w:type="dxa"/>
+            </w:tcMar>
+            <w:tcBorders>
+              <w:top w:val="single" w:sz="6" w:space="0" w:color="D9E2EC"/>
+              <w:left w:val="single" w:sz="6" w:space="0" w:color="D9E2EC"/>
+              <w:bottom w:val="single" w:sz="6" w:space="0" w:color="D9E2EC"/>
+              <w:right w:val="single" w:sz="6" w:space="0" w:color="D9E2EC"/>
+            </w:tcBorders>
+          </w:tcPr>
+          <w:p>
+            <w:pPr>
+              <w:spacing w:before="0" w:after="0" w:line="276" w:lineRule="auto"/>
+            </w:pPr>
+            <w:r>
+              <w:rPr>
+                <w:rFonts w:ascii="Calibri" w:hAnsi="Calibri" w:eastAsia="Calibri"/>
+                <w:color w:val="1F2937"/>
+                <w:sz w:val="19"/>
+              </w:rPr>
+              <w:t>Pemetaan URL halaman utama berdasarkan role pengguna.</w:t>
             </w:r>
           </w:p>
         </w:tc>
@@ -920,7 +990,131 @@
                 <w:color w:val="1F2937"/>
                 <w:sz w:val="19"/>
               </w:rPr>
-              <w:t>Dashboard manager/admin berbasis permission, kategori menu, produk dan add-on, promosi, cashier, inventory, Report, RBAC, dan settings.</w:t>
+              <w:t>Dashboard manager/admin berbasis permission, pemilih/CRUD outlet, master produk, assignment produk per outlet, kategori, promosi, cashier, inventory, Report, RBAC, dan settings.</w:t>
+            </w:r>
+          </w:p>
+        </w:tc>
+      </w:tr>
+      <w:tr>
+        <w:tc>
+          <w:tcPr>
+            <w:tcW w:type="dxa" w:w="3240"/>
+            <w:tcMar>
+              <w:top w:w="80" w:type="dxa"/>
+              <w:start w:w="120" w:type="dxa"/>
+              <w:bottom w:w="80" w:type="dxa"/>
+              <w:end w:w="120" w:type="dxa"/>
+            </w:tcMar>
+            <w:tcBorders>
+              <w:top w:val="single" w:sz="6" w:space="0" w:color="D9E2EC"/>
+              <w:left w:val="single" w:sz="6" w:space="0" w:color="D9E2EC"/>
+              <w:bottom w:val="single" w:sz="6" w:space="0" w:color="D9E2EC"/>
+              <w:right w:val="single" w:sz="6" w:space="0" w:color="D9E2EC"/>
+            </w:tcBorders>
+          </w:tcPr>
+          <w:p>
+            <w:pPr>
+              <w:spacing w:before="0" w:after="0" w:line="276" w:lineRule="auto"/>
+            </w:pPr>
+            <w:r>
+              <w:rPr>
+                <w:rFonts w:ascii="Calibri" w:hAnsi="Calibri" w:eastAsia="Calibri"/>
+                <w:color w:val="1F2937"/>
+                <w:sz w:val="19"/>
+              </w:rPr>
+              <w:t>src/PaymentSimulatorApp.tsx</w:t>
+            </w:r>
+          </w:p>
+        </w:tc>
+        <w:tc>
+          <w:tcPr>
+            <w:tcW w:type="dxa" w:w="6120"/>
+            <w:tcMar>
+              <w:top w:w="80" w:type="dxa"/>
+              <w:start w:w="120" w:type="dxa"/>
+              <w:bottom w:w="80" w:type="dxa"/>
+              <w:end w:w="120" w:type="dxa"/>
+            </w:tcMar>
+            <w:tcBorders>
+              <w:top w:val="single" w:sz="6" w:space="0" w:color="D9E2EC"/>
+              <w:left w:val="single" w:sz="6" w:space="0" w:color="D9E2EC"/>
+              <w:bottom w:val="single" w:sz="6" w:space="0" w:color="D9E2EC"/>
+              <w:right w:val="single" w:sz="6" w:space="0" w:color="D9E2EC"/>
+            </w:tcBorders>
+          </w:tcPr>
+          <w:p>
+            <w:pPr>
+              <w:spacing w:before="0" w:after="0" w:line="276" w:lineRule="auto"/>
+            </w:pPr>
+            <w:r>
+              <w:rPr>
+                <w:rFonts w:ascii="Calibri" w:hAnsi="Calibri" w:eastAsia="Calibri"/>
+                <w:color w:val="1F2937"/>
+                <w:sz w:val="19"/>
+              </w:rPr>
+              <w:t>Simulator pembayaran lokal tanpa API key Midtrans.</w:t>
+            </w:r>
+          </w:p>
+        </w:tc>
+      </w:tr>
+      <w:tr>
+        <w:tc>
+          <w:tcPr>
+            <w:tcW w:type="dxa" w:w="3240"/>
+            <w:tcMar>
+              <w:top w:w="80" w:type="dxa"/>
+              <w:start w:w="120" w:type="dxa"/>
+              <w:bottom w:w="80" w:type="dxa"/>
+              <w:end w:w="120" w:type="dxa"/>
+            </w:tcMar>
+            <w:tcBorders>
+              <w:top w:val="single" w:sz="6" w:space="0" w:color="D9E2EC"/>
+              <w:left w:val="single" w:sz="6" w:space="0" w:color="D9E2EC"/>
+              <w:bottom w:val="single" w:sz="6" w:space="0" w:color="D9E2EC"/>
+              <w:right w:val="single" w:sz="6" w:space="0" w:color="D9E2EC"/>
+            </w:tcBorders>
+          </w:tcPr>
+          <w:p>
+            <w:pPr>
+              <w:spacing w:before="0" w:after="0" w:line="276" w:lineRule="auto"/>
+            </w:pPr>
+            <w:r>
+              <w:rPr>
+                <w:rFonts w:ascii="Calibri" w:hAnsi="Calibri" w:eastAsia="Calibri"/>
+                <w:color w:val="1F2937"/>
+                <w:sz w:val="19"/>
+              </w:rPr>
+              <w:t>src/manager.css</w:t>
+            </w:r>
+          </w:p>
+        </w:tc>
+        <w:tc>
+          <w:tcPr>
+            <w:tcW w:type="dxa" w:w="6120"/>
+            <w:tcMar>
+              <w:top w:w="80" w:type="dxa"/>
+              <w:start w:w="120" w:type="dxa"/>
+              <w:bottom w:w="80" w:type="dxa"/>
+              <w:end w:w="120" w:type="dxa"/>
+            </w:tcMar>
+            <w:tcBorders>
+              <w:top w:val="single" w:sz="6" w:space="0" w:color="D9E2EC"/>
+              <w:left w:val="single" w:sz="6" w:space="0" w:color="D9E2EC"/>
+              <w:bottom w:val="single" w:sz="6" w:space="0" w:color="D9E2EC"/>
+              <w:right w:val="single" w:sz="6" w:space="0" w:color="D9E2EC"/>
+            </w:tcBorders>
+          </w:tcPr>
+          <w:p>
+            <w:pPr>
+              <w:spacing w:before="0" w:after="0" w:line="276" w:lineRule="auto"/>
+            </w:pPr>
+            <w:r>
+              <w:rPr>
+                <w:rFonts w:ascii="Calibri" w:hAnsi="Calibri" w:eastAsia="Calibri"/>
+                <w:color w:val="1F2937"/>
+                <w:sz w:val="19"/>
+              </w:rPr>
+              <w:t>Sistem visual bersama untuk seluruh dashboard Manager/Admin: token surface/shadow, panel, kartu, tabel, toolbar, modal, action area, hover/focus, dan layout responsif.</w:t>
             </w:r>
           </w:p>
         </w:tc>
@@ -1262,6 +1456,68 @@
                 <w:color w:val="1F2937"/>
                 <w:sz w:val="19"/>
               </w:rPr>
+              <w:t>server/start.ts</w:t>
+            </w:r>
+          </w:p>
+        </w:tc>
+        <w:tc>
+          <w:tcPr>
+            <w:tcW w:type="dxa" w:w="6120"/>
+            <w:tcMar>
+              <w:top w:w="80" w:type="dxa"/>
+              <w:start w:w="120" w:type="dxa"/>
+              <w:bottom w:w="80" w:type="dxa"/>
+              <w:end w:w="120" w:type="dxa"/>
+            </w:tcMar>
+            <w:tcBorders>
+              <w:top w:val="single" w:sz="6" w:space="0" w:color="D9E2EC"/>
+              <w:left w:val="single" w:sz="6" w:space="0" w:color="D9E2EC"/>
+              <w:bottom w:val="single" w:sz="6" w:space="0" w:color="D9E2EC"/>
+              <w:right w:val="single" w:sz="6" w:space="0" w:color="D9E2EC"/>
+            </w:tcBorders>
+          </w:tcPr>
+          <w:p>
+            <w:pPr>
+              <w:spacing w:before="0" w:after="0" w:line="276" w:lineRule="auto"/>
+            </w:pPr>
+            <w:r>
+              <w:rPr>
+                <w:rFonts w:ascii="Calibri" w:hAnsi="Calibri" w:eastAsia="Calibri"/>
+                <w:color w:val="1F2937"/>
+                <w:sz w:val="19"/>
+              </w:rPr>
+              <w:t>Entry point API lokal pada port 3001 untuk npm run dev.</w:t>
+            </w:r>
+          </w:p>
+        </w:tc>
+      </w:tr>
+      <w:tr>
+        <w:tc>
+          <w:tcPr>
+            <w:tcW w:type="dxa" w:w="3240"/>
+            <w:tcMar>
+              <w:top w:w="80" w:type="dxa"/>
+              <w:start w:w="120" w:type="dxa"/>
+              <w:bottom w:w="80" w:type="dxa"/>
+              <w:end w:w="120" w:type="dxa"/>
+            </w:tcMar>
+            <w:tcBorders>
+              <w:top w:val="single" w:sz="6" w:space="0" w:color="D9E2EC"/>
+              <w:left w:val="single" w:sz="6" w:space="0" w:color="D9E2EC"/>
+              <w:bottom w:val="single" w:sz="6" w:space="0" w:color="D9E2EC"/>
+              <w:right w:val="single" w:sz="6" w:space="0" w:color="D9E2EC"/>
+            </w:tcBorders>
+          </w:tcPr>
+          <w:p>
+            <w:pPr>
+              <w:spacing w:before="0" w:after="0" w:line="276" w:lineRule="auto"/>
+            </w:pPr>
+            <w:r>
+              <w:rPr>
+                <w:rFonts w:ascii="Calibri" w:hAnsi="Calibri" w:eastAsia="Calibri"/>
+                <w:color w:val="1F2937"/>
+                <w:sz w:val="19"/>
+              </w:rPr>
               <w:t>server/contracts.ts</w:t>
             </w:r>
           </w:p>
@@ -1355,6 +1611,68 @@
                 <w:sz w:val="19"/>
               </w:rPr>
               <w:t>Query PostgreSQL, transaksi, seed idempotent, dan agregasi laporan.</w:t>
+            </w:r>
+          </w:p>
+        </w:tc>
+      </w:tr>
+      <w:tr>
+        <w:tc>
+          <w:tcPr>
+            <w:tcW w:type="dxa" w:w="3240"/>
+            <w:tcMar>
+              <w:top w:w="80" w:type="dxa"/>
+              <w:start w:w="120" w:type="dxa"/>
+              <w:bottom w:w="80" w:type="dxa"/>
+              <w:end w:w="120" w:type="dxa"/>
+            </w:tcMar>
+            <w:tcBorders>
+              <w:top w:val="single" w:sz="6" w:space="0" w:color="D9E2EC"/>
+              <w:left w:val="single" w:sz="6" w:space="0" w:color="D9E2EC"/>
+              <w:bottom w:val="single" w:sz="6" w:space="0" w:color="D9E2EC"/>
+              <w:right w:val="single" w:sz="6" w:space="0" w:color="D9E2EC"/>
+            </w:tcBorders>
+          </w:tcPr>
+          <w:p>
+            <w:pPr>
+              <w:spacing w:before="0" w:after="0" w:line="276" w:lineRule="auto"/>
+            </w:pPr>
+            <w:r>
+              <w:rPr>
+                <w:rFonts w:ascii="Calibri" w:hAnsi="Calibri" w:eastAsia="Calibri"/>
+                <w:color w:val="1F2937"/>
+                <w:sz w:val="19"/>
+              </w:rPr>
+              <w:t>server/payments.ts</w:t>
+            </w:r>
+          </w:p>
+        </w:tc>
+        <w:tc>
+          <w:tcPr>
+            <w:tcW w:type="dxa" w:w="6120"/>
+            <w:tcMar>
+              <w:top w:w="80" w:type="dxa"/>
+              <w:start w:w="120" w:type="dxa"/>
+              <w:bottom w:w="80" w:type="dxa"/>
+              <w:end w:w="120" w:type="dxa"/>
+            </w:tcMar>
+            <w:tcBorders>
+              <w:top w:val="single" w:sz="6" w:space="0" w:color="D9E2EC"/>
+              <w:left w:val="single" w:sz="6" w:space="0" w:color="D9E2EC"/>
+              <w:bottom w:val="single" w:sz="6" w:space="0" w:color="D9E2EC"/>
+              <w:right w:val="single" w:sz="6" w:space="0" w:color="D9E2EC"/>
+            </w:tcBorders>
+          </w:tcPr>
+          <w:p>
+            <w:pPr>
+              <w:spacing w:before="0" w:after="0" w:line="276" w:lineRule="auto"/>
+            </w:pPr>
+            <w:r>
+              <w:rPr>
+                <w:rFonts w:ascii="Calibri" w:hAnsi="Calibri" w:eastAsia="Calibri"/>
+                <w:color w:val="1F2937"/>
+                <w:sz w:val="19"/>
+              </w:rPr>
+              <w:t>Adapter Midtrans Snap, simulator lokal, pemetaan status, dan verifikasi webhook.</w:t>
             </w:r>
           </w:p>
         </w:tc>
@@ -1510,6 +1828,130 @@
                 <w:color w:val="1F2937"/>
                 <w:sz w:val="19"/>
               </w:rPr>
+              <w:t>netlify/database/migrations/0002_multi_outlet_payments.sql</w:t>
+            </w:r>
+          </w:p>
+        </w:tc>
+        <w:tc>
+          <w:tcPr>
+            <w:tcW w:type="dxa" w:w="6120"/>
+            <w:tcMar>
+              <w:top w:w="80" w:type="dxa"/>
+              <w:start w:w="120" w:type="dxa"/>
+              <w:bottom w:w="80" w:type="dxa"/>
+              <w:end w:w="120" w:type="dxa"/>
+            </w:tcMar>
+            <w:tcBorders>
+              <w:top w:val="single" w:sz="6" w:space="0" w:color="D9E2EC"/>
+              <w:left w:val="single" w:sz="6" w:space="0" w:color="D9E2EC"/>
+              <w:bottom w:val="single" w:sz="6" w:space="0" w:color="D9E2EC"/>
+              <w:right w:val="single" w:sz="6" w:space="0" w:color="D9E2EC"/>
+            </w:tcBorders>
+          </w:tcPr>
+          <w:p>
+            <w:pPr>
+              <w:spacing w:before="0" w:after="0" w:line="276" w:lineRule="auto"/>
+            </w:pPr>
+            <w:r>
+              <w:rPr>
+                <w:rFonts w:ascii="Calibri" w:hAnsi="Calibri" w:eastAsia="Calibri"/>
+                <w:color w:val="1F2937"/>
+                <w:sz w:val="19"/>
+              </w:rPr>
+              <w:t>Migrasi outlet, scoping data operasional, penempatan cashier, dan pembayaran.</w:t>
+            </w:r>
+          </w:p>
+        </w:tc>
+      </w:tr>
+      <w:tr>
+        <w:tc>
+          <w:tcPr>
+            <w:tcW w:type="dxa" w:w="3240"/>
+            <w:tcMar>
+              <w:top w:w="80" w:type="dxa"/>
+              <w:start w:w="120" w:type="dxa"/>
+              <w:bottom w:w="80" w:type="dxa"/>
+              <w:end w:w="120" w:type="dxa"/>
+            </w:tcMar>
+            <w:tcBorders>
+              <w:top w:val="single" w:sz="6" w:space="0" w:color="D9E2EC"/>
+              <w:left w:val="single" w:sz="6" w:space="0" w:color="D9E2EC"/>
+              <w:bottom w:val="single" w:sz="6" w:space="0" w:color="D9E2EC"/>
+              <w:right w:val="single" w:sz="6" w:space="0" w:color="D9E2EC"/>
+            </w:tcBorders>
+          </w:tcPr>
+          <w:p>
+            <w:pPr>
+              <w:spacing w:before="0" w:after="0" w:line="276" w:lineRule="auto"/>
+            </w:pPr>
+            <w:r>
+              <w:rPr>
+                <w:rFonts w:ascii="Calibri" w:hAnsi="Calibri" w:eastAsia="Calibri"/>
+                <w:color w:val="1F2937"/>
+                <w:sz w:val="19"/>
+              </w:rPr>
+              <w:t>netlify/database/migrations/0003_outlet_products.sql</w:t>
+            </w:r>
+          </w:p>
+        </w:tc>
+        <w:tc>
+          <w:tcPr>
+            <w:tcW w:type="dxa" w:w="6120"/>
+            <w:tcMar>
+              <w:top w:w="80" w:type="dxa"/>
+              <w:start w:w="120" w:type="dxa"/>
+              <w:bottom w:w="80" w:type="dxa"/>
+              <w:end w:w="120" w:type="dxa"/>
+            </w:tcMar>
+            <w:tcBorders>
+              <w:top w:val="single" w:sz="6" w:space="0" w:color="D9E2EC"/>
+              <w:left w:val="single" w:sz="6" w:space="0" w:color="D9E2EC"/>
+              <w:bottom w:val="single" w:sz="6" w:space="0" w:color="D9E2EC"/>
+              <w:right w:val="single" w:sz="6" w:space="0" w:color="D9E2EC"/>
+            </w:tcBorders>
+          </w:tcPr>
+          <w:p>
+            <w:pPr>
+              <w:spacing w:before="0" w:after="0" w:line="276" w:lineRule="auto"/>
+            </w:pPr>
+            <w:r>
+              <w:rPr>
+                <w:rFonts w:ascii="Calibri" w:hAnsi="Calibri" w:eastAsia="Calibri"/>
+                <w:color w:val="1F2937"/>
+                <w:sz w:val="19"/>
+              </w:rPr>
+              <w:t>Migrasi assignment produk per outlet, harga override, status aktif, dan status tersedia.</w:t>
+            </w:r>
+          </w:p>
+        </w:tc>
+      </w:tr>
+      <w:tr>
+        <w:tc>
+          <w:tcPr>
+            <w:tcW w:type="dxa" w:w="3240"/>
+            <w:tcMar>
+              <w:top w:w="80" w:type="dxa"/>
+              <w:start w:w="120" w:type="dxa"/>
+              <w:bottom w:w="80" w:type="dxa"/>
+              <w:end w:w="120" w:type="dxa"/>
+            </w:tcMar>
+            <w:tcBorders>
+              <w:top w:val="single" w:sz="6" w:space="0" w:color="D9E2EC"/>
+              <w:left w:val="single" w:sz="6" w:space="0" w:color="D9E2EC"/>
+              <w:bottom w:val="single" w:sz="6" w:space="0" w:color="D9E2EC"/>
+              <w:right w:val="single" w:sz="6" w:space="0" w:color="D9E2EC"/>
+            </w:tcBorders>
+          </w:tcPr>
+          <w:p>
+            <w:pPr>
+              <w:spacing w:before="0" w:after="0" w:line="276" w:lineRule="auto"/>
+            </w:pPr>
+            <w:r>
+              <w:rPr>
+                <w:rFonts w:ascii="Calibri" w:hAnsi="Calibri" w:eastAsia="Calibri"/>
+                <w:color w:val="1F2937"/>
+                <w:sz w:val="19"/>
+              </w:rPr>
               <w:t>netlify.toml</w:t>
             </w:r>
           </w:p>
@@ -1545,6 +1987,68 @@
           </w:p>
         </w:tc>
       </w:tr>
+      <w:tr>
+        <w:tc>
+          <w:tcPr>
+            <w:tcW w:type="dxa" w:w="3240"/>
+            <w:tcMar>
+              <w:top w:w="80" w:type="dxa"/>
+              <w:start w:w="120" w:type="dxa"/>
+              <w:bottom w:w="80" w:type="dxa"/>
+              <w:end w:w="120" w:type="dxa"/>
+            </w:tcMar>
+            <w:tcBorders>
+              <w:top w:val="single" w:sz="6" w:space="0" w:color="D9E2EC"/>
+              <w:left w:val="single" w:sz="6" w:space="0" w:color="D9E2EC"/>
+              <w:bottom w:val="single" w:sz="6" w:space="0" w:color="D9E2EC"/>
+              <w:right w:val="single" w:sz="6" w:space="0" w:color="D9E2EC"/>
+            </w:tcBorders>
+          </w:tcPr>
+          <w:p>
+            <w:pPr>
+              <w:spacing w:before="0" w:after="0" w:line="276" w:lineRule="auto"/>
+            </w:pPr>
+            <w:r>
+              <w:rPr>
+                <w:rFonts w:ascii="Calibri" w:hAnsi="Calibri" w:eastAsia="Calibri"/>
+                <w:color w:val="1F2937"/>
+                <w:sz w:val="19"/>
+              </w:rPr>
+              <w:t>vite.config.ts</w:t>
+            </w:r>
+          </w:p>
+        </w:tc>
+        <w:tc>
+          <w:tcPr>
+            <w:tcW w:type="dxa" w:w="6120"/>
+            <w:tcMar>
+              <w:top w:w="80" w:type="dxa"/>
+              <w:start w:w="120" w:type="dxa"/>
+              <w:bottom w:w="80" w:type="dxa"/>
+              <w:end w:w="120" w:type="dxa"/>
+            </w:tcMar>
+            <w:tcBorders>
+              <w:top w:val="single" w:sz="6" w:space="0" w:color="D9E2EC"/>
+              <w:left w:val="single" w:sz="6" w:space="0" w:color="D9E2EC"/>
+              <w:bottom w:val="single" w:sz="6" w:space="0" w:color="D9E2EC"/>
+              <w:right w:val="single" w:sz="6" w:space="0" w:color="D9E2EC"/>
+            </w:tcBorders>
+          </w:tcPr>
+          <w:p>
+            <w:pPr>
+              <w:spacing w:before="0" w:after="0" w:line="276" w:lineRule="auto"/>
+            </w:pPr>
+            <w:r>
+              <w:rPr>
+                <w:rFonts w:ascii="Calibri" w:hAnsi="Calibri" w:eastAsia="Calibri"/>
+                <w:color w:val="1F2937"/>
+                <w:sz w:val="19"/>
+              </w:rPr>
+              <w:t>Konfigurasi Vite, port 5175, dan proxy /api ke API lokal port 3001.</w:t>
+            </w:r>
+          </w:p>
+        </w:tc>
+      </w:tr>
     </w:tbl>
     <w:p/>
     <w:p>
@@ -1560,7 +2064,33 @@
         <w:spacing w:before="0" w:after="120" w:line="300" w:lineRule="auto"/>
       </w:pPr>
       <w:r>
-        <w:t>Database produksi memakai Netlify Database/PostgreSQL melalui NETLIFY_DB_URL. Pengembangan lokal memakai emulator PostgreSQL dari @netlify/vite-plugin.</w:t>
+        <w:t>Pada mode development, aplikasi terhubung langsung ke PostgreSQL lokal tanpa melalui Netlify. Provider database mencari connection string dari DATABASE_URL, POSTGRES_URL, lalu LOCAL_DATABASE_URL. Jika ketiganya kosong, aplikasi memakai fallback postgres://postgres@127.0.0.1:5432/postgres. Variable NETLIFY_DB_URL tidak lagi digunakan.</w:t>
+      </w:r>
+    </w:p>
+    <w:p>
+      <w:pPr>
+        <w:spacing w:before="0" w:after="120" w:line="300" w:lineRule="auto"/>
+      </w:pPr>
+      <w:r>
+        <w:t>Perintah npm run dev menjalankan dua proses lokal secara bersamaan:</w:t>
+      </w:r>
+    </w:p>
+    <w:p>
+      <w:pPr>
+        <w:pStyle w:val="ListBullet"/>
+        <w:spacing w:before="0" w:after="80" w:line="300" w:lineRule="auto"/>
+      </w:pPr>
+      <w:r>
+        <w:t>npm run dev:api: tsx watch server/start.ts untuk API Express lokal pada port 3001.</w:t>
+      </w:r>
+    </w:p>
+    <w:p>
+      <w:pPr>
+        <w:pStyle w:val="ListBullet"/>
+        <w:spacing w:before="0" w:after="80" w:line="300" w:lineRule="auto"/>
+      </w:pPr>
+      <w:r>
+        <w:t>npm run dev:web: Vite pada port 5175, dengan proxy /api ke http://127.0.0.1:3001.</w:t>
       </w:r>
     </w:p>
     <w:tbl>
@@ -1918,6 +2448,68 @@
                 <w:color w:val="1F2937"/>
                 <w:sz w:val="19"/>
               </w:rPr>
+              <w:t>outlet_products</w:t>
+            </w:r>
+          </w:p>
+        </w:tc>
+        <w:tc>
+          <w:tcPr>
+            <w:tcW w:type="dxa" w:w="6768"/>
+            <w:tcMar>
+              <w:top w:w="80" w:type="dxa"/>
+              <w:start w:w="120" w:type="dxa"/>
+              <w:bottom w:w="80" w:type="dxa"/>
+              <w:end w:w="120" w:type="dxa"/>
+            </w:tcMar>
+            <w:tcBorders>
+              <w:top w:val="single" w:sz="6" w:space="0" w:color="D9E2EC"/>
+              <w:left w:val="single" w:sz="6" w:space="0" w:color="D9E2EC"/>
+              <w:bottom w:val="single" w:sz="6" w:space="0" w:color="D9E2EC"/>
+              <w:right w:val="single" w:sz="6" w:space="0" w:color="D9E2EC"/>
+            </w:tcBorders>
+          </w:tcPr>
+          <w:p>
+            <w:pPr>
+              <w:spacing w:before="0" w:after="0" w:line="276" w:lineRule="auto"/>
+            </w:pPr>
+            <w:r>
+              <w:rPr>
+                <w:rFonts w:ascii="Calibri" w:hAnsi="Calibri" w:eastAsia="Calibri"/>
+                <w:color w:val="1F2937"/>
+                <w:sz w:val="19"/>
+              </w:rPr>
+              <w:t>Assignment produk, harga khusus, status aktif, dan ketersediaan per outlet.</w:t>
+            </w:r>
+          </w:p>
+        </w:tc>
+      </w:tr>
+      <w:tr>
+        <w:tc>
+          <w:tcPr>
+            <w:tcW w:type="dxa" w:w="2592"/>
+            <w:tcMar>
+              <w:top w:w="80" w:type="dxa"/>
+              <w:start w:w="120" w:type="dxa"/>
+              <w:bottom w:w="80" w:type="dxa"/>
+              <w:end w:w="120" w:type="dxa"/>
+            </w:tcMar>
+            <w:tcBorders>
+              <w:top w:val="single" w:sz="6" w:space="0" w:color="D9E2EC"/>
+              <w:left w:val="single" w:sz="6" w:space="0" w:color="D9E2EC"/>
+              <w:bottom w:val="single" w:sz="6" w:space="0" w:color="D9E2EC"/>
+              <w:right w:val="single" w:sz="6" w:space="0" w:color="D9E2EC"/>
+            </w:tcBorders>
+          </w:tcPr>
+          <w:p>
+            <w:pPr>
+              <w:spacing w:before="0" w:after="0" w:line="276" w:lineRule="auto"/>
+            </w:pPr>
+            <w:r>
+              <w:rPr>
+                <w:rFonts w:ascii="Calibri" w:hAnsi="Calibri" w:eastAsia="Calibri"/>
+                <w:color w:val="1F2937"/>
+                <w:sz w:val="19"/>
+              </w:rPr>
               <w:t>promotions</w:t>
             </w:r>
           </w:p>
@@ -2104,6 +2696,130 @@
                 <w:color w:val="1F2937"/>
                 <w:sz w:val="19"/>
               </w:rPr>
+              <w:t>outlets</w:t>
+            </w:r>
+          </w:p>
+        </w:tc>
+        <w:tc>
+          <w:tcPr>
+            <w:tcW w:type="dxa" w:w="6768"/>
+            <w:tcMar>
+              <w:top w:w="80" w:type="dxa"/>
+              <w:start w:w="120" w:type="dxa"/>
+              <w:bottom w:w="80" w:type="dxa"/>
+              <w:end w:w="120" w:type="dxa"/>
+            </w:tcMar>
+            <w:tcBorders>
+              <w:top w:val="single" w:sz="6" w:space="0" w:color="D9E2EC"/>
+              <w:left w:val="single" w:sz="6" w:space="0" w:color="D9E2EC"/>
+              <w:bottom w:val="single" w:sz="6" w:space="0" w:color="D9E2EC"/>
+              <w:right w:val="single" w:sz="6" w:space="0" w:color="D9E2EC"/>
+            </w:tcBorders>
+          </w:tcPr>
+          <w:p>
+            <w:pPr>
+              <w:spacing w:before="0" w:after="0" w:line="276" w:lineRule="auto"/>
+            </w:pPr>
+            <w:r>
+              <w:rPr>
+                <w:rFonts w:ascii="Calibri" w:hAnsi="Calibri" w:eastAsia="Calibri"/>
+                <w:color w:val="1F2937"/>
+                <w:sz w:val="19"/>
+              </w:rPr>
+              <w:t>Kode, nama, alamat, telepon, status, dan outlet utama.</w:t>
+            </w:r>
+          </w:p>
+        </w:tc>
+      </w:tr>
+      <w:tr>
+        <w:tc>
+          <w:tcPr>
+            <w:tcW w:type="dxa" w:w="2592"/>
+            <w:tcMar>
+              <w:top w:w="80" w:type="dxa"/>
+              <w:start w:w="120" w:type="dxa"/>
+              <w:bottom w:w="80" w:type="dxa"/>
+              <w:end w:w="120" w:type="dxa"/>
+            </w:tcMar>
+            <w:tcBorders>
+              <w:top w:val="single" w:sz="6" w:space="0" w:color="D9E2EC"/>
+              <w:left w:val="single" w:sz="6" w:space="0" w:color="D9E2EC"/>
+              <w:bottom w:val="single" w:sz="6" w:space="0" w:color="D9E2EC"/>
+              <w:right w:val="single" w:sz="6" w:space="0" w:color="D9E2EC"/>
+            </w:tcBorders>
+          </w:tcPr>
+          <w:p>
+            <w:pPr>
+              <w:spacing w:before="0" w:after="0" w:line="276" w:lineRule="auto"/>
+            </w:pPr>
+            <w:r>
+              <w:rPr>
+                <w:rFonts w:ascii="Calibri" w:hAnsi="Calibri" w:eastAsia="Calibri"/>
+                <w:color w:val="1F2937"/>
+                <w:sz w:val="19"/>
+              </w:rPr>
+              <w:t>payments</w:t>
+            </w:r>
+          </w:p>
+        </w:tc>
+        <w:tc>
+          <w:tcPr>
+            <w:tcW w:type="dxa" w:w="6768"/>
+            <w:tcMar>
+              <w:top w:w="80" w:type="dxa"/>
+              <w:start w:w="120" w:type="dxa"/>
+              <w:bottom w:w="80" w:type="dxa"/>
+              <w:end w:w="120" w:type="dxa"/>
+            </w:tcMar>
+            <w:tcBorders>
+              <w:top w:val="single" w:sz="6" w:space="0" w:color="D9E2EC"/>
+              <w:left w:val="single" w:sz="6" w:space="0" w:color="D9E2EC"/>
+              <w:bottom w:val="single" w:sz="6" w:space="0" w:color="D9E2EC"/>
+              <w:right w:val="single" w:sz="6" w:space="0" w:color="D9E2EC"/>
+            </w:tcBorders>
+          </w:tcPr>
+          <w:p>
+            <w:pPr>
+              <w:spacing w:before="0" w:after="0" w:line="276" w:lineRule="auto"/>
+            </w:pPr>
+            <w:r>
+              <w:rPr>
+                <w:rFonts w:ascii="Calibri" w:hAnsi="Calibri" w:eastAsia="Calibri"/>
+                <w:color w:val="1F2937"/>
+                <w:sz w:val="19"/>
+              </w:rPr>
+              <w:t>Provider, status, token, redirect, transaksi, nominal, dan raw response pembayaran.</w:t>
+            </w:r>
+          </w:p>
+        </w:tc>
+      </w:tr>
+      <w:tr>
+        <w:tc>
+          <w:tcPr>
+            <w:tcW w:type="dxa" w:w="2592"/>
+            <w:tcMar>
+              <w:top w:w="80" w:type="dxa"/>
+              <w:start w:w="120" w:type="dxa"/>
+              <w:bottom w:w="80" w:type="dxa"/>
+              <w:end w:w="120" w:type="dxa"/>
+            </w:tcMar>
+            <w:tcBorders>
+              <w:top w:val="single" w:sz="6" w:space="0" w:color="D9E2EC"/>
+              <w:left w:val="single" w:sz="6" w:space="0" w:color="D9E2EC"/>
+              <w:bottom w:val="single" w:sz="6" w:space="0" w:color="D9E2EC"/>
+              <w:right w:val="single" w:sz="6" w:space="0" w:color="D9E2EC"/>
+            </w:tcBorders>
+          </w:tcPr>
+          <w:p>
+            <w:pPr>
+              <w:spacing w:before="0" w:after="0" w:line="276" w:lineRule="auto"/>
+            </w:pPr>
+            <w:r>
+              <w:rPr>
+                <w:rFonts w:ascii="Calibri" w:hAnsi="Calibri" w:eastAsia="Calibri"/>
+                <w:color w:val="1F2937"/>
+                <w:sz w:val="19"/>
+              </w:rPr>
               <w:t>inventory_items</w:t>
             </w:r>
           </w:p>
@@ -2134,7 +2850,7 @@
                 <w:color w:val="1F2937"/>
                 <w:sz w:val="19"/>
               </w:rPr>
-              <w:t>SKU, stok, minimum, harga modal, relasi produk, pemakaian per penjualan, dan status.</w:t>
+              <w:t>Outlet, SKU unik per cabang, stok, minimum, harga modal, relasi produk, dan status.</w:t>
             </w:r>
           </w:p>
         </w:tc>
@@ -2421,7 +3137,7 @@
         <w:spacing w:before="0" w:after="80" w:line="300" w:lineRule="auto"/>
       </w:pPr>
       <w:r>
-        <w:t>Modul RBAC: cashier_station, categories, products, promotions, cashiers, inventory, reports, settings, dan rbac.</w:t>
+        <w:t>Modul RBAC: cashier_station, categories, products, promotions, cashiers, inventory, reports, outlets, settings, dan rbac.</w:t>
       </w:r>
     </w:p>
     <w:p>
@@ -2462,10 +3178,72 @@
     </w:p>
     <w:p>
       <w:pPr>
+        <w:pStyle w:val="ListBullet"/>
+        <w:spacing w:before="0" w:after="80" w:line="300" w:lineRule="auto"/>
+      </w:pPr>
+      <w:r>
+        <w:t>ManagerApp.tsx merender panel tindakan sebagai div.rbac-actions, bukan footer, agar tidak menerima gaya footer global dari bagian lain aplikasi.</w:t>
+      </w:r>
+    </w:p>
+    <w:p>
+      <w:pPr>
+        <w:pStyle w:val="ListBullet"/>
+        <w:spacing w:before="0" w:after="80" w:line="300" w:lineRule="auto"/>
+      </w:pPr>
+      <w:r>
+        <w:t>manager.css memberi tabel, switch, dan panel tindakan RBAC state hover, focus-visible, serta susunan responsif. Input switch tetap tersedia bagi keyboard dan pembaca layar.</w:t>
+      </w:r>
+    </w:p>
+    <w:p>
+      <w:pPr>
         <w:pStyle w:val="Heading2"/>
       </w:pPr>
       <w:r>
-        <w:t>3.2 Kategori Menu</w:t>
+        <w:t>3.2 Sistem Visual Dashboard Manager/Admin</w:t>
+      </w:r>
+    </w:p>
+    <w:p>
+      <w:pPr>
+        <w:pStyle w:val="ListBullet"/>
+        <w:spacing w:before="0" w:after="80" w:line="300" w:lineRule="auto"/>
+      </w:pPr>
+      <w:r>
+        <w:t>Selector footer halaman publik dibatasi menjadi .app-shell &gt; footer di src/styles.css agar warna footer storefront tidak diterapkan ke footer kartu atau panel dashboard.</w:t>
+      </w:r>
+    </w:p>
+    <w:p>
+      <w:pPr>
+        <w:pStyle w:val="ListBullet"/>
+        <w:spacing w:before="0" w:after="80" w:line="300" w:lineRule="auto"/>
+      </w:pPr>
+      <w:r>
+        <w:t>src/manager.css menyediakan token bersama --module-surface, --module-soft, --module-border, dan beberapa tingkat shadow agar warna, garis tepi, kedalaman, dan radius setiap modul tetap seragam.</w:t>
+      </w:r>
+    </w:p>
+    <w:p>
+      <w:pPr>
+        <w:pStyle w:val="ListBullet"/>
+        <w:spacing w:before="0" w:after="80" w:line="300" w:lineRule="auto"/>
+      </w:pPr>
+      <w:r>
+        <w:t>Panel, ringkasan statistik, toolbar, tabel, modal, empty state, serta area tindakan pada Produk, Promosi, Inventory, Report, Outlet, Franchise, dan RBAC memakai pola interaksi yang konsisten, termasuk hover, focus-visible, dan disabled state.</w:t>
+      </w:r>
+    </w:p>
+    <w:p>
+      <w:pPr>
+        <w:pStyle w:val="ListBullet"/>
+        <w:spacing w:before="0" w:after="80" w:line="300" w:lineRule="auto"/>
+      </w:pPr>
+      <w:r>
+        <w:t>Media query dashboard mengubah grid menjadi satu kolom dan tindakan menjadi susunan vertikal pada layar kecil. Pengujian viewport 390 px memastikan halaman tidak menghasilkan overflow horizontal.</w:t>
+      </w:r>
+    </w:p>
+    <w:p>
+      <w:pPr>
+        <w:pStyle w:val="Heading2"/>
+      </w:pPr>
+      <w:r>
+        <w:t>3.3 Kategori Menu</w:t>
       </w:r>
     </w:p>
     <w:p>
@@ -2492,7 +3270,7 @@
         <w:spacing w:before="0" w:after="80" w:line="300" w:lineRule="auto"/>
       </w:pPr>
       <w:r>
-        <w:t>GET /api/categories hanya mengirim kategori aktif untuk storefront.</w:t>
+        <w:t>GET /api/categories?outletId=:id hanya mengirim kategori aktif yang memiliki produk aktif dan tersedia pada outlet terpilih.</w:t>
       </w:r>
     </w:p>
     <w:p>
@@ -2502,6 +3280,24 @@
       </w:pPr>
       <w:r>
         <w:t>GET /api/manager/categories mengirim kategori aktif/nonaktif beserta productCount.</w:t>
+      </w:r>
+    </w:p>
+    <w:p>
+      <w:pPr>
+        <w:pStyle w:val="ListBullet"/>
+        <w:spacing w:before="0" w:after="80" w:line="300" w:lineRule="auto"/>
+      </w:pPr>
+      <w:r>
+        <w:t>CategoryGrid di src/ManagerApp.tsx memisahkan informasi utama, status visibilitas, toggle aktif, dan tombol aksi ke dalam kelompok visual yang mudah dipindai.</w:t>
+      </w:r>
+    </w:p>
+    <w:p>
+      <w:pPr>
+        <w:pStyle w:val="ListBullet"/>
+        <w:spacing w:before="0" w:after="80" w:line="300" w:lineRule="auto"/>
+      </w:pPr>
+      <w:r>
+        <w:t>src/manager.css memberi kartu kategori layout responsif tiga/dua/satu kolom, warna status aktif/nonaktif, footer terang, dan transisi hover.</w:t>
       </w:r>
     </w:p>
     <w:p>
@@ -2528,7 +3324,7 @@
         <w:spacing w:before="0" w:after="80" w:line="300" w:lineRule="auto"/>
       </w:pPr>
       <w:r>
-        <w:t>getProducts(false) hanya mengirim produk aktif dengan kategori aktif; getProducts(true) tetap menampilkan seluruh produk dashboard.</w:t>
+        <w:t>getProducts(false, ..., outletId) hanya mengirim produk yang master dan kategorinya aktif serta memiliki assignment aktif/tersedia; getProducts(true, ..., outletId) menampilkan seluruh master produk beserta assignment outlet.</w:t>
       </w:r>
     </w:p>
     <w:p>
@@ -2545,7 +3341,7 @@
         <w:pStyle w:val="Heading2"/>
       </w:pPr>
       <w:r>
-        <w:t>3.3 Add-on dan Detail Pesanan</w:t>
+        <w:t>3.4 Add-on dan Detail Pesanan</w:t>
       </w:r>
     </w:p>
     <w:p>
@@ -2580,7 +3376,78 @@
         <w:pStyle w:val="Heading2"/>
       </w:pPr>
       <w:r>
-        <w:t>3.4 Inventory</w:t>
+        <w:t>3.5 Produk per Outlet</w:t>
+      </w:r>
+    </w:p>
+    <w:p>
+      <w:pPr>
+        <w:pStyle w:val="ListBullet"/>
+        <w:spacing w:before="0" w:after="80" w:line="300" w:lineRule="auto"/>
+      </w:pPr>
+      <w:r>
+        <w:t>outlet_products memakai primary key outlet_id + product_id serta menyimpan price_override, active, available, dan timestamp.</w:t>
+      </w:r>
+    </w:p>
+    <w:p>
+      <w:pPr>
+        <w:pStyle w:val="ListBullet"/>
+        <w:spacing w:before="0" w:after="80" w:line="300" w:lineRule="auto"/>
+      </w:pPr>
+      <w:r>
+        <w:t>Migrasi 0003_outlet_products.sql menugaskan seluruh produk lama ke seluruh outlet agar perilaku katalog lama tetap terjaga.</w:t>
+      </w:r>
+    </w:p>
+    <w:p>
+      <w:pPr>
+        <w:pStyle w:val="ListBullet"/>
+        <w:spacing w:before="0" w:after="80" w:line="300" w:lineRule="auto"/>
+      </w:pPr>
+      <w:r>
+        <w:t>Outlet baru menerima assignment seluruh master produk; produk baru otomatis ditugaskan ke outlet aktif saat dibuat.</w:t>
+      </w:r>
+    </w:p>
+    <w:p>
+      <w:pPr>
+        <w:pStyle w:val="ListBullet"/>
+        <w:spacing w:before="0" w:after="80" w:line="300" w:lineRule="auto"/>
+      </w:pPr>
+      <w:r>
+        <w:t>GET /api/products?outletId=:id mengembalikan harga efektif COALESCE(price_override, products.price) dan hanya produk yang tersedia pada outlet.</w:t>
+      </w:r>
+    </w:p>
+    <w:p>
+      <w:pPr>
+        <w:pStyle w:val="ListBullet"/>
+        <w:spacing w:before="0" w:after="80" w:line="300" w:lineRule="auto"/>
+      </w:pPr>
+      <w:r>
+        <w:t>GET /api/manager/products memakai X-Outlet-Id dan mengembalikan basePrice serta outletAssignment.</w:t>
+      </w:r>
+    </w:p>
+    <w:p>
+      <w:pPr>
+        <w:pStyle w:val="ListBullet"/>
+        <w:spacing w:before="0" w:after="80" w:line="300" w:lineRule="auto"/>
+      </w:pPr>
+      <w:r>
+        <w:t>PUT /api/manager/products/:id/outlet-assignment membuat, memperbarui, atau menghapus assignment outlet.</w:t>
+      </w:r>
+    </w:p>
+    <w:p>
+      <w:pPr>
+        <w:pStyle w:val="ListBullet"/>
+        <w:spacing w:before="0" w:after="80" w:line="300" w:lineRule="auto"/>
+      </w:pPr>
+      <w:r>
+        <w:t>createOrder mengambil ulang produk berdasarkan outlet, memvalidasi assignment, dan menghitung subtotal memakai harga efektif server-side.</w:t>
+      </w:r>
+    </w:p>
+    <w:p>
+      <w:pPr>
+        <w:pStyle w:val="Heading2"/>
+      </w:pPr>
+      <w:r>
+        <w:t>3.6 Inventory</w:t>
       </w:r>
     </w:p>
     <w:p>
@@ -2590,6 +3457,15 @@
       </w:pPr>
       <w:r>
         <w:t>Tipe mutasi: in, out, adjustment_add, adjustment_subtract.</w:t>
+      </w:r>
+    </w:p>
+    <w:p>
+      <w:pPr>
+        <w:pStyle w:val="ListBullet"/>
+        <w:spacing w:before="0" w:after="80" w:line="300" w:lineRule="auto"/>
+      </w:pPr>
+      <w:r>
+        <w:t>inventory_items memiliki outlet_id dan unique index outlet_id + UPPER(sku).</w:t>
       </w:r>
     </w:p>
     <w:p>
@@ -2616,7 +3492,16 @@
         <w:spacing w:before="0" w:after="80" w:line="300" w:lineRule="auto"/>
       </w:pPr>
       <w:r>
-        <w:t>Order mengurangi item terkait sebesar quantity x usage_per_sale dan membuat stock movement otomatis.</w:t>
+        <w:t>Order memvalidasi master produk, kategori, assignment outlet, status aktif/tersedia, dan harga efektif. Item terkait dikurangi sebesar quantity x usage_per_sale dan stock movement dibuat otomatis.</w:t>
+      </w:r>
+    </w:p>
+    <w:p>
+      <w:pPr>
+        <w:pStyle w:val="ListBullet"/>
+        <w:spacing w:before="0" w:after="80" w:line="300" w:lineRule="auto"/>
+      </w:pPr>
+      <w:r>
+        <w:t>Ketika pesanan dibatalkan (status berubah menjadi cancelled), stok dikembalikan (refund) secara otomatis dan dicatat sebagai mutasi masuk (in). Sebaliknya, jika pesanan dipulihkan kembali dari status batal, stok akan dikurangi kembali (gagal jika stok tidak mencukupi).</w:t>
       </w:r>
     </w:p>
     <w:p>
@@ -2624,7 +3509,7 @@
         <w:pStyle w:val="Heading2"/>
       </w:pPr>
       <w:r>
-        <w:t>3.5 Report dan Keuangan</w:t>
+        <w:t>3.7 Report dan Keuangan</w:t>
       </w:r>
     </w:p>
     <w:p>
@@ -2642,7 +3527,7 @@
         <w:spacing w:before="0" w:after="80" w:line="300" w:lineRule="auto"/>
       </w:pPr>
       <w:r>
-        <w:t>Agregasi laporan dikerjakan server-side berdasarkan periode dan mengecualikan order cancelled.</w:t>
+        <w:t>Agregasi laporan dikerjakan server-side berdasarkan periode dan outlet; order cancelled serta pembayaran online belum lunas dikecualikan.</w:t>
       </w:r>
     </w:p>
     <w:p>
@@ -2651,7 +3536,16 @@
         <w:spacing w:before="0" w:after="80" w:line="300" w:lineRule="auto"/>
       </w:pPr>
       <w:r>
-        <w:t>Laba rugi memakai omzet bersih dikurangi biaya; arus kas turut menghitung modal masuk/keluar.</w:t>
+        <w:t>Laba rugi: omzet bersih dikurangi HPP (COGS) dan biaya operasional periode untuk menghasilkan laba bersih. HPP dihitung dinamis dari total penjualan produk dikali resep bahan baku dikali unit_cost inventory item.</w:t>
+      </w:r>
+    </w:p>
+    <w:p>
+      <w:pPr>
+        <w:pStyle w:val="ListBullet"/>
+        <w:spacing w:before="0" w:after="80" w:line="300" w:lineRule="auto"/>
+      </w:pPr>
+      <w:r>
+        <w:t>Laba kotor: omzet bersih dikurangi HPP (COGS).</w:t>
       </w:r>
     </w:p>
     <w:p>
@@ -2668,7 +3562,7 @@
         <w:pStyle w:val="Heading2"/>
       </w:pPr>
       <w:r>
-        <w:t>3.6 app_settings</w:t>
+        <w:t>3.8 app_settings</w:t>
       </w:r>
     </w:p>
     <w:p>
@@ -2731,6 +3625,94 @@
       </w:pPr>
       <w:r>
         <w:t>aboutDescription, aboutReviewQuote, aboutReviewAuthor</w:t>
+      </w:r>
+    </w:p>
+    <w:p>
+      <w:pPr>
+        <w:pStyle w:val="Heading2"/>
+      </w:pPr>
+      <w:r>
+        <w:t>3.9 Multi-outlet</w:t>
+      </w:r>
+    </w:p>
+    <w:p>
+      <w:pPr>
+        <w:pStyle w:val="ListBullet"/>
+        <w:spacing w:before="0" w:after="80" w:line="300" w:lineRule="auto"/>
+      </w:pPr>
+      <w:r>
+        <w:t>outlets menyimpan code, name, address, phone, active, is_default, dan timestamp.</w:t>
+      </w:r>
+    </w:p>
+    <w:p>
+      <w:pPr>
+        <w:pStyle w:val="ListBullet"/>
+        <w:spacing w:before="0" w:after="80" w:line="300" w:lineRule="auto"/>
+      </w:pPr>
+      <w:r>
+        <w:t>users.outlet_id menempatkan Cashier/Manager; orders, inventory_items, dan financial_entries memiliki outlet_id.</w:t>
+      </w:r>
+    </w:p>
+    <w:p>
+      <w:pPr>
+        <w:pStyle w:val="ListBullet"/>
+        <w:spacing w:before="0" w:after="80" w:line="300" w:lineRule="auto"/>
+      </w:pPr>
+      <w:r>
+        <w:t>Cashier selalu memakai outlet akun. Manager/Admin berpindah konteks lewat header X-Outlet-Id.</w:t>
+      </w:r>
+    </w:p>
+    <w:p>
+      <w:pPr>
+        <w:pStyle w:val="ListBullet"/>
+        <w:spacing w:before="0" w:after="80" w:line="300" w:lineRule="auto"/>
+      </w:pPr>
+      <w:r>
+        <w:t>Data lama dimigrasikan ke Outlet Pusat. Kategori, master produk, add-on, promosi, RBAC, dan app_settings tetap global; ketersediaan serta harga produk dipisahkan melalui outlet_products.</w:t>
+      </w:r>
+    </w:p>
+    <w:p>
+      <w:pPr>
+        <w:pStyle w:val="Heading2"/>
+      </w:pPr>
+      <w:r>
+        <w:t>3.10 Pembayaran Online</w:t>
+      </w:r>
+    </w:p>
+    <w:p>
+      <w:pPr>
+        <w:pStyle w:val="ListBullet"/>
+        <w:spacing w:before="0" w:after="80" w:line="300" w:lineRule="auto"/>
+      </w:pPr>
+      <w:r>
+        <w:t>payments berelasi unik ke orders dan menyimpan provider, status, token, redirect URL, transaction ID, nominal, raw response, dan paid_at.</w:t>
+      </w:r>
+    </w:p>
+    <w:p>
+      <w:pPr>
+        <w:pStyle w:val="ListBullet"/>
+        <w:spacing w:before="0" w:after="80" w:line="300" w:lineRule="auto"/>
+      </w:pPr>
+      <w:r>
+        <w:t>server/payments.ts memakai Midtrans sandbox/production atau simulator saat MIDTRANS_SERVER_KEY kosong.</w:t>
+      </w:r>
+    </w:p>
+    <w:p>
+      <w:pPr>
+        <w:pStyle w:val="ListBullet"/>
+        <w:spacing w:before="0" w:after="80" w:line="300" w:lineRule="auto"/>
+      </w:pPr>
+      <w:r>
+        <w:t>Webhook memvalidasi SHA-512 order_id + status_code + gross_amount + server_key serta mencocokkan nominal order.</w:t>
+      </w:r>
+    </w:p>
+    <w:p>
+      <w:pPr>
+        <w:pStyle w:val="ListBullet"/>
+        <w:spacing w:before="0" w:after="80" w:line="300" w:lineRule="auto"/>
+      </w:pPr>
+      <w:r>
+        <w:t>Status gagal/kedaluwarsa membatalkan order dan mengembalikan stok; order online belum paid tidak dapat diproses.</w:t>
       </w:r>
     </w:p>
     <w:p>
@@ -2878,7 +3860,7 @@
                 <w:color w:val="1F2937"/>
                 <w:sz w:val="19"/>
               </w:rPr>
-              <w:t>GET /api/health; GET /api/settings; GET /api/categories; GET /api/products; GET /api/promotions; POST /api/auth/register; POST /api/auth/login</w:t>
+              <w:t>GET /api/health; GET /api/outlets; GET settings/categories/products/promotions; POST auth register/login</w:t>
             </w:r>
           </w:p>
         </w:tc>
@@ -2940,7 +3922,7 @@
                 <w:color w:val="1F2937"/>
                 <w:sz w:val="19"/>
               </w:rPr>
-              <w:t>POST /api/orders; GET /api/customer/orders; GET /api/auth/me; PUT /api/profile; PUT /api/profile/password</w:t>
+              <w:t>POST /api/orders; GET customer orders/payment status; POST simulator payment; profile endpoints</w:t>
             </w:r>
           </w:p>
         </w:tc>
@@ -3002,7 +3984,7 @@
                 <w:color w:val="1F2937"/>
                 <w:sz w:val="19"/>
               </w:rPr>
-              <w:t>GET /api/cashier/stats; GET /api/cashier/orders; PATCH /api/cashier/orders/:id/status</w:t>
+              <w:t>GET /api/staff/outlets; GET cashier stats/orders; PATCH order status</w:t>
             </w:r>
           </w:p>
         </w:tc>
@@ -3064,7 +4046,7 @@
                 <w:color w:val="1F2937"/>
                 <w:sz w:val="19"/>
               </w:rPr>
-              <w:t>CRUD categories, product/add-on, promotion, cashier; inventory; GET reports; POST/DELETE financial entries; GET/PUT settings</w:t>
+              <w:t>CRUD outlet/category/product/add-on/promotion/cashier; inventory; reports; financial entries; settings</w:t>
             </w:r>
           </w:p>
         </w:tc>
@@ -3131,6 +4113,68 @@
           </w:p>
         </w:tc>
       </w:tr>
+      <w:tr>
+        <w:tc>
+          <w:tcPr>
+            <w:tcW w:type="dxa" w:w="2520"/>
+            <w:tcMar>
+              <w:top w:w="80" w:type="dxa"/>
+              <w:start w:w="120" w:type="dxa"/>
+              <w:bottom w:w="80" w:type="dxa"/>
+              <w:end w:w="120" w:type="dxa"/>
+            </w:tcMar>
+            <w:tcBorders>
+              <w:top w:val="single" w:sz="6" w:space="0" w:color="D9E2EC"/>
+              <w:left w:val="single" w:sz="6" w:space="0" w:color="D9E2EC"/>
+              <w:bottom w:val="single" w:sz="6" w:space="0" w:color="D9E2EC"/>
+              <w:right w:val="single" w:sz="6" w:space="0" w:color="D9E2EC"/>
+            </w:tcBorders>
+          </w:tcPr>
+          <w:p>
+            <w:pPr>
+              <w:spacing w:before="0" w:after="0" w:line="276" w:lineRule="auto"/>
+            </w:pPr>
+            <w:r>
+              <w:rPr>
+                <w:rFonts w:ascii="Calibri" w:hAnsi="Calibri" w:eastAsia="Calibri"/>
+                <w:color w:val="1F2937"/>
+                <w:sz w:val="19"/>
+              </w:rPr>
+              <w:t>Webhook</w:t>
+            </w:r>
+          </w:p>
+        </w:tc>
+        <w:tc>
+          <w:tcPr>
+            <w:tcW w:type="dxa" w:w="6840"/>
+            <w:tcMar>
+              <w:top w:w="80" w:type="dxa"/>
+              <w:start w:w="120" w:type="dxa"/>
+              <w:bottom w:w="80" w:type="dxa"/>
+              <w:end w:w="120" w:type="dxa"/>
+            </w:tcMar>
+            <w:tcBorders>
+              <w:top w:val="single" w:sz="6" w:space="0" w:color="D9E2EC"/>
+              <w:left w:val="single" w:sz="6" w:space="0" w:color="D9E2EC"/>
+              <w:bottom w:val="single" w:sz="6" w:space="0" w:color="D9E2EC"/>
+              <w:right w:val="single" w:sz="6" w:space="0" w:color="D9E2EC"/>
+            </w:tcBorders>
+          </w:tcPr>
+          <w:p>
+            <w:pPr>
+              <w:spacing w:before="0" w:after="0" w:line="276" w:lineRule="auto"/>
+            </w:pPr>
+            <w:r>
+              <w:rPr>
+                <w:rFonts w:ascii="Calibri" w:hAnsi="Calibri" w:eastAsia="Calibri"/>
+                <w:color w:val="1F2937"/>
+                <w:sz w:val="19"/>
+              </w:rPr>
+              <w:t>POST /api/payments/midtrans/notification dengan verifikasi signature dan nominal</w:t>
+            </w:r>
+          </w:p>
+        </w:tc>
+      </w:tr>
     </w:tbl>
     <w:p/>
     <w:p>
@@ -3190,7 +4234,7 @@
         <w:spacing w:before="0" w:after="120" w:line="300" w:lineRule="auto"/>
       </w:pPr>
       <w:r>
-        <w:t>Admin tersedia sebagai akun user biasa dan diarahkan ke dashboard Manager/Admin. Endpoint /api/auth/admin tetap tersedia untuk halaman admin legacy.</w:t>
+        <w:t>Admin disimpan sebagai user biasa. Setelah login, homePathForRole memilih halaman utama berdasarkan role: Customer ke /, Cashier ke /cashier, Manager ke /manager, dan Admin ke /admin. Rute /admin dan /manager sama-sama menggunakan ManagerApp, tetapi aplikasi tetap mengalihkan pengguna jika URL tidak sesuai dengan role sesi. Endpoint /api/auth/admin dipertahankan untuk kompatibilitas API lama.</w:t>
       </w:r>
     </w:p>
     <w:p>
@@ -3198,7 +4242,7 @@
         <w:spacing w:before="0" w:after="120" w:line="300" w:lineRule="auto"/>
       </w:pPr>
       <w:r>
-        <w:t>Untuk token dengan userId, middleware memeriksa bahwa user masih tersedia, aktif, dan memiliki role yang sesuai.</w:t>
+        <w:t>Untuk setiap token yang memiliki userId, middleware memastikan akun masih ada, masih aktif, dan role di database sesuai dengan isi token. Sesi lama tidak dapat digunakan lagi setelah akun dinonaktifkan atau dihapus.</w:t>
       </w:r>
     </w:p>
     <w:p>
@@ -3537,6 +4581,68 @@
           </w:p>
         </w:tc>
       </w:tr>
+      <w:tr>
+        <w:tc>
+          <w:tcPr>
+            <w:tcW w:type="dxa" w:w="3384"/>
+            <w:tcMar>
+              <w:top w:w="80" w:type="dxa"/>
+              <w:start w:w="120" w:type="dxa"/>
+              <w:bottom w:w="80" w:type="dxa"/>
+              <w:end w:w="120" w:type="dxa"/>
+            </w:tcMar>
+            <w:tcBorders>
+              <w:top w:val="single" w:sz="6" w:space="0" w:color="D9E2EC"/>
+              <w:left w:val="single" w:sz="6" w:space="0" w:color="D9E2EC"/>
+              <w:bottom w:val="single" w:sz="6" w:space="0" w:color="D9E2EC"/>
+              <w:right w:val="single" w:sz="6" w:space="0" w:color="D9E2EC"/>
+            </w:tcBorders>
+          </w:tcPr>
+          <w:p>
+            <w:pPr>
+              <w:spacing w:before="0" w:after="0" w:line="276" w:lineRule="auto"/>
+            </w:pPr>
+            <w:r>
+              <w:rPr>
+                <w:rFonts w:ascii="Calibri" w:hAnsi="Calibri" w:eastAsia="Calibri"/>
+                <w:color w:val="1F2937"/>
+                <w:sz w:val="19"/>
+              </w:rPr>
+              <w:t>franchise-outlet-id</w:t>
+            </w:r>
+          </w:p>
+        </w:tc>
+        <w:tc>
+          <w:tcPr>
+            <w:tcW w:type="dxa" w:w="5976"/>
+            <w:tcMar>
+              <w:top w:w="80" w:type="dxa"/>
+              <w:start w:w="120" w:type="dxa"/>
+              <w:bottom w:w="80" w:type="dxa"/>
+              <w:end w:w="120" w:type="dxa"/>
+            </w:tcMar>
+            <w:tcBorders>
+              <w:top w:val="single" w:sz="6" w:space="0" w:color="D9E2EC"/>
+              <w:left w:val="single" w:sz="6" w:space="0" w:color="D9E2EC"/>
+              <w:bottom w:val="single" w:sz="6" w:space="0" w:color="D9E2EC"/>
+              <w:right w:val="single" w:sz="6" w:space="0" w:color="D9E2EC"/>
+            </w:tcBorders>
+          </w:tcPr>
+          <w:p>
+            <w:pPr>
+              <w:spacing w:before="0" w:after="0" w:line="276" w:lineRule="auto"/>
+            </w:pPr>
+            <w:r>
+              <w:rPr>
+                <w:rFonts w:ascii="Calibri" w:hAnsi="Calibri" w:eastAsia="Calibri"/>
+                <w:color w:val="1F2937"/>
+                <w:sz w:val="19"/>
+              </w:rPr>
+              <w:t>Outlet aktif pada storefront dan dashboard.</w:t>
+            </w:r>
+          </w:p>
+        </w:tc>
+      </w:tr>
     </w:tbl>
     <w:p/>
     <w:p>
@@ -3580,7 +4686,16 @@
         <w:spacing w:before="0" w:after="80" w:line="300" w:lineRule="auto"/>
       </w:pPr>
       <w:r>
-        <w:t>Endpoint promosi, cashier, inventory, report/financial, dan settings membutuhkan permission modul terkait.</w:t>
+        <w:t>PUT /api/manager/products/:id/outlet-assignment membutuhkan permission products dan konteks outlet yang valid.</w:t>
+      </w:r>
+    </w:p>
+    <w:p>
+      <w:pPr>
+        <w:pStyle w:val="ListBullet"/>
+        <w:spacing w:before="0" w:after="80" w:line="300" w:lineRule="auto"/>
+      </w:pPr>
+      <w:r>
+        <w:t>Endpoint promosi, cashier, inventory, report/financial, outlet, dan settings membutuhkan permission modul terkait.</w:t>
       </w:r>
     </w:p>
     <w:p>
@@ -3614,7 +4729,7 @@
         <w:spacing w:before="0" w:after="120" w:line="300" w:lineRule="auto"/>
       </w:pPr>
       <w:r>
-        <w:t>Upload gambar produk dan gambar brand memakai Data URL base64.</w:t>
+        <w:t>Foto produk dan gambar brand dikirim sebagai Data URL base64 agar dapat disimpan bersama data aplikasi tanpa layanan penyimpanan file tambahan.</w:t>
       </w:r>
     </w:p>
     <w:p>
@@ -3650,7 +4765,7 @@
         <w:spacing w:before="0" w:after="80" w:line="300" w:lineRule="auto"/>
       </w:pPr>
       <w:r>
-        <w:t>Untuk produksi besar, file sebaiknya dipindahkan ke object storage atau folder upload statis.</w:t>
+        <w:t>Cara ini praktis untuk penggunaan lokal atau demo. Untuk produksi dengan banyak gambar, file sebaiknya dipindahkan ke object storage atau folder upload statis.</w:t>
       </w:r>
     </w:p>
     <w:p>
@@ -3711,6 +4826,33 @@
       </w:pPr>
       <w:r>
         <w:t>8. Build dan Run</w:t>
+      </w:r>
+    </w:p>
+    <w:p>
+      <w:pPr>
+        <w:pStyle w:val="ListBullet"/>
+        <w:spacing w:before="0" w:after="80" w:line="300" w:lineRule="auto"/>
+      </w:pPr>
+      <w:r>
+        <w:t>MIDTRANS_SERVER_KEY adalah credential rahasia backend; jika kosong aplikasi memakai simulator lokal.</w:t>
+      </w:r>
+    </w:p>
+    <w:p>
+      <w:pPr>
+        <w:pStyle w:val="ListBullet"/>
+        <w:spacing w:before="0" w:after="80" w:line="300" w:lineRule="auto"/>
+      </w:pPr>
+      <w:r>
+        <w:t>MIDTRANS_CLIENT_KEY disiapkan untuk Snap JS; MIDTRANS_IS_PRODUCTION menentukan sandbox/production.</w:t>
+      </w:r>
+    </w:p>
+    <w:p>
+      <w:pPr>
+        <w:pStyle w:val="ListBullet"/>
+        <w:spacing w:before="0" w:after="80" w:line="300" w:lineRule="auto"/>
+      </w:pPr>
+      <w:r>
+        <w:t>PUBLIC_APP_URL menjadi base URL callback selesai pembayaran.</w:t>
       </w:r>
     </w:p>
     <w:tbl>
@@ -3974,7 +5116,7 @@
                 <w:color w:val="1F2937"/>
                 <w:sz w:val="19"/>
               </w:rPr>
-              <w:t>npm run build; Netlify menerbitkan dist dan Function.</w:t>
+              <w:t>npm run build; host publik menerbitkan dist dan backend sesuai platform.</w:t>
             </w:r>
           </w:p>
         </w:tc>
@@ -3986,7 +5128,16 @@
         <w:pStyle w:val="Heading2"/>
       </w:pPr>
       <w:r>
-        <w:t>8.1 Deployment Netlify</w:t>
+        <w:t>8.1 Hosting Publik Opsional</w:t>
+      </w:r>
+    </w:p>
+    <w:p>
+      <w:pPr>
+        <w:pStyle w:val="ListBullet"/>
+        <w:spacing w:before="0" w:after="80" w:line="300" w:lineRule="auto"/>
+      </w:pPr>
+      <w:r>
+        <w:t>Production URL sebelumnya: https://tokokopdes.netlify.app.</w:t>
       </w:r>
     </w:p>
     <w:p>
@@ -4013,16 +5164,7 @@
         <w:spacing w:before="0" w:after="80" w:line="300" w:lineRule="auto"/>
       </w:pPr>
       <w:r>
-        <w:t>@netlify/database memicu provisioning Netlify Database dan migration SQL diterapkan sebelum deploy dipublikasikan.</w:t>
-      </w:r>
-    </w:p>
-    <w:p>
-      <w:pPr>
-        <w:pStyle w:val="ListBullet"/>
-        <w:spacing w:before="0" w:after="80" w:line="300" w:lineRule="auto"/>
-      </w:pPr>
-      <w:r>
-        <w:t>server/postgres-db.ts memakai connection string dari getConnectionString() dan pool pg.</w:t>
+        <w:t>server/postgres-db.ts memakai connection string eksplisit dari environment (DATABASE_URL, POSTGRES_URL, atau LOCAL_DATABASE_URL) dan tidak lagi memakai NETLIFY_DB_URL.</w:t>
       </w:r>
     </w:p>
     <w:p>
@@ -4049,7 +5191,7 @@
         <w:spacing w:before="0" w:after="80" w:line="300" w:lineRule="auto"/>
       </w:pPr>
       <w:r>
-        <w:t>@netlify/vite-plugin mengemulasikan Functions, redirects, environment, dan PostgreSQL lokal pada port 5175.</w:t>
+        <w:t>Local development tidak memakai @netlify/vite-plugin; API lokal dan Vite lokal dijalankan terpisah oleh concurrently.</w:t>
       </w:r>
     </w:p>
     <w:p>
@@ -4058,7 +5200,7 @@
         <w:spacing w:before="0" w:after="80" w:line="300" w:lineRule="auto"/>
       </w:pPr>
       <w:r>
-        <w:t>Secret produksi disimpan pada environment variable Netlify: APP_JWT_SECRET serta password Admin, Manager, dan Cashier.</w:t>
+        <w:t>Database lokal komputer tidak dapat dipakai oleh website publik jika komputer mati/offline. Untuk hosting publik 24 jam, gunakan PostgreSQL online yang dapat diakses oleh server hosting.</w:t>
       </w:r>
     </w:p>
     <w:p>
@@ -4067,7 +5209,16 @@
         <w:spacing w:before="0" w:after="80" w:line="300" w:lineRule="auto"/>
       </w:pPr>
       <w:r>
-        <w:t>Paket Free memiliki 300 kredit per bulan dan project pause otomatis jika limit tercapai.</w:t>
+        <w:t>Secret produksi disimpan pada environment variable hosting: APP_JWT_SECRET serta password Admin, Manager, dan Cashier.</w:t>
+      </w:r>
+    </w:p>
+    <w:p>
+      <w:pPr>
+        <w:pStyle w:val="ListBullet"/>
+        <w:spacing w:before="0" w:after="80" w:line="300" w:lineRule="auto"/>
+      </w:pPr>
+      <w:r>
+        <w:t>Jika tetap memakai Netlify Free, perhatikan batas kredit bulanan karena project dapat pause otomatis jika limit tercapai.</w:t>
       </w:r>
     </w:p>
     <w:p>
@@ -4276,6 +5427,688 @@
                 <w:sz w:val="19"/>
               </w:rPr>
               <w:t>Perubahan teknis</w:t>
+            </w:r>
+          </w:p>
+        </w:tc>
+      </w:tr>
+      <w:tr>
+        <w:tc>
+          <w:tcPr>
+            <w:tcW w:type="dxa" w:w="1944"/>
+            <w:tcMar>
+              <w:top w:w="80" w:type="dxa"/>
+              <w:start w:w="120" w:type="dxa"/>
+              <w:bottom w:w="80" w:type="dxa"/>
+              <w:end w:w="120" w:type="dxa"/>
+            </w:tcMar>
+            <w:tcBorders>
+              <w:top w:val="single" w:sz="6" w:space="0" w:color="D9E2EC"/>
+              <w:left w:val="single" w:sz="6" w:space="0" w:color="D9E2EC"/>
+              <w:bottom w:val="single" w:sz="6" w:space="0" w:color="D9E2EC"/>
+              <w:right w:val="single" w:sz="6" w:space="0" w:color="D9E2EC"/>
+            </w:tcBorders>
+          </w:tcPr>
+          <w:p>
+            <w:pPr>
+              <w:spacing w:before="0" w:after="0" w:line="276" w:lineRule="auto"/>
+            </w:pPr>
+            <w:r>
+              <w:rPr>
+                <w:rFonts w:ascii="Calibri" w:hAnsi="Calibri" w:eastAsia="Calibri"/>
+                <w:color w:val="1F2937"/>
+                <w:sz w:val="19"/>
+              </w:rPr>
+              <w:t>2026-07-12</w:t>
+            </w:r>
+          </w:p>
+        </w:tc>
+        <w:tc>
+          <w:tcPr>
+            <w:tcW w:type="dxa" w:w="7416"/>
+            <w:tcMar>
+              <w:top w:w="80" w:type="dxa"/>
+              <w:start w:w="120" w:type="dxa"/>
+              <w:bottom w:w="80" w:type="dxa"/>
+              <w:end w:w="120" w:type="dxa"/>
+            </w:tcMar>
+            <w:tcBorders>
+              <w:top w:val="single" w:sz="6" w:space="0" w:color="D9E2EC"/>
+              <w:left w:val="single" w:sz="6" w:space="0" w:color="D9E2EC"/>
+              <w:bottom w:val="single" w:sz="6" w:space="0" w:color="D9E2EC"/>
+              <w:right w:val="single" w:sz="6" w:space="0" w:color="D9E2EC"/>
+            </w:tcBorders>
+          </w:tcPr>
+          <w:p>
+            <w:pPr>
+              <w:spacing w:before="0" w:after="0" w:line="276" w:lineRule="auto"/>
+            </w:pPr>
+            <w:r>
+              <w:rPr>
+                <w:rFonts w:ascii="Calibri" w:hAnsi="Calibri" w:eastAsia="Calibri"/>
+                <w:color w:val="1F2937"/>
+                <w:sz w:val="19"/>
+              </w:rPr>
+              <w:t>Menambahkan migrasi 0003_outlet_products.sql, kontrak assignment, query harga efektif, endpoint assignment per outlet, filter kategori/katalog storefront, validasi checkout server-side, dan UI pengaturan produk pada outlet aktif.</w:t>
+            </w:r>
+          </w:p>
+        </w:tc>
+      </w:tr>
+      <w:tr>
+        <w:tc>
+          <w:tcPr>
+            <w:tcW w:type="dxa" w:w="1944"/>
+            <w:tcMar>
+              <w:top w:w="80" w:type="dxa"/>
+              <w:start w:w="120" w:type="dxa"/>
+              <w:bottom w:w="80" w:type="dxa"/>
+              <w:end w:w="120" w:type="dxa"/>
+            </w:tcMar>
+            <w:tcBorders>
+              <w:top w:val="single" w:sz="6" w:space="0" w:color="D9E2EC"/>
+              <w:left w:val="single" w:sz="6" w:space="0" w:color="D9E2EC"/>
+              <w:bottom w:val="single" w:sz="6" w:space="0" w:color="D9E2EC"/>
+              <w:right w:val="single" w:sz="6" w:space="0" w:color="D9E2EC"/>
+            </w:tcBorders>
+          </w:tcPr>
+          <w:p>
+            <w:pPr>
+              <w:spacing w:before="0" w:after="0" w:line="276" w:lineRule="auto"/>
+            </w:pPr>
+            <w:r>
+              <w:rPr>
+                <w:rFonts w:ascii="Calibri" w:hAnsi="Calibri" w:eastAsia="Calibri"/>
+                <w:color w:val="1F2937"/>
+                <w:sz w:val="19"/>
+              </w:rPr>
+              <w:t>2026-07-12</w:t>
+            </w:r>
+          </w:p>
+        </w:tc>
+        <w:tc>
+          <w:tcPr>
+            <w:tcW w:type="dxa" w:w="7416"/>
+            <w:tcMar>
+              <w:top w:w="80" w:type="dxa"/>
+              <w:start w:w="120" w:type="dxa"/>
+              <w:bottom w:w="80" w:type="dxa"/>
+              <w:end w:w="120" w:type="dxa"/>
+            </w:tcMar>
+            <w:tcBorders>
+              <w:top w:val="single" w:sz="6" w:space="0" w:color="D9E2EC"/>
+              <w:left w:val="single" w:sz="6" w:space="0" w:color="D9E2EC"/>
+              <w:bottom w:val="single" w:sz="6" w:space="0" w:color="D9E2EC"/>
+              <w:right w:val="single" w:sz="6" w:space="0" w:color="D9E2EC"/>
+            </w:tcBorders>
+          </w:tcPr>
+          <w:p>
+            <w:pPr>
+              <w:spacing w:before="0" w:after="0" w:line="276" w:lineRule="auto"/>
+            </w:pPr>
+            <w:r>
+              <w:rPr>
+                <w:rFonts w:ascii="Calibri" w:hAnsi="Calibri" w:eastAsia="Calibri"/>
+                <w:color w:val="1F2937"/>
+                <w:sz w:val="19"/>
+              </w:rPr>
+              <w:t>Membatasi CSS footer storefront ke .app-shell &gt; footer dan menambahkan sistem visual bersama pada manager.css agar seluruh modul Manager/Admin memakai panel, kartu, tabel, toolbar, modal, action area, hover/focus, dan layout responsif yang konsisten.</w:t>
+            </w:r>
+          </w:p>
+        </w:tc>
+      </w:tr>
+      <w:tr>
+        <w:tc>
+          <w:tcPr>
+            <w:tcW w:type="dxa" w:w="1944"/>
+            <w:tcMar>
+              <w:top w:w="80" w:type="dxa"/>
+              <w:start w:w="120" w:type="dxa"/>
+              <w:bottom w:w="80" w:type="dxa"/>
+              <w:end w:w="120" w:type="dxa"/>
+            </w:tcMar>
+            <w:tcBorders>
+              <w:top w:val="single" w:sz="6" w:space="0" w:color="D9E2EC"/>
+              <w:left w:val="single" w:sz="6" w:space="0" w:color="D9E2EC"/>
+              <w:bottom w:val="single" w:sz="6" w:space="0" w:color="D9E2EC"/>
+              <w:right w:val="single" w:sz="6" w:space="0" w:color="D9E2EC"/>
+            </w:tcBorders>
+          </w:tcPr>
+          <w:p>
+            <w:pPr>
+              <w:spacing w:before="0" w:after="0" w:line="276" w:lineRule="auto"/>
+            </w:pPr>
+            <w:r>
+              <w:rPr>
+                <w:rFonts w:ascii="Calibri" w:hAnsi="Calibri" w:eastAsia="Calibri"/>
+                <w:color w:val="1F2937"/>
+                <w:sz w:val="19"/>
+              </w:rPr>
+              <w:t>2026-07-12</w:t>
+            </w:r>
+          </w:p>
+        </w:tc>
+        <w:tc>
+          <w:tcPr>
+            <w:tcW w:type="dxa" w:w="7416"/>
+            <w:tcMar>
+              <w:top w:w="80" w:type="dxa"/>
+              <w:start w:w="120" w:type="dxa"/>
+              <w:bottom w:w="80" w:type="dxa"/>
+              <w:end w:w="120" w:type="dxa"/>
+            </w:tcMar>
+            <w:tcBorders>
+              <w:top w:val="single" w:sz="6" w:space="0" w:color="D9E2EC"/>
+              <w:left w:val="single" w:sz="6" w:space="0" w:color="D9E2EC"/>
+              <w:bottom w:val="single" w:sz="6" w:space="0" w:color="D9E2EC"/>
+              <w:right w:val="single" w:sz="6" w:space="0" w:color="D9E2EC"/>
+            </w:tcBorders>
+          </w:tcPr>
+          <w:p>
+            <w:pPr>
+              <w:spacing w:before="0" w:after="0" w:line="276" w:lineRule="auto"/>
+            </w:pPr>
+            <w:r>
+              <w:rPr>
+                <w:rFonts w:ascii="Calibri" w:hAnsi="Calibri" w:eastAsia="Calibri"/>
+                <w:color w:val="1F2937"/>
+                <w:sz w:val="19"/>
+              </w:rPr>
+              <w:t>Menambahkan tabel outlets, foreign key outlet pada user/order/inventory/keuangan, unique SKU per outlet, resolver X-Outlet-Id, CRUD outlet, scoping query, pemilih outlet, dan permission outlets.</w:t>
+            </w:r>
+          </w:p>
+        </w:tc>
+      </w:tr>
+      <w:tr>
+        <w:tc>
+          <w:tcPr>
+            <w:tcW w:type="dxa" w:w="1944"/>
+            <w:tcMar>
+              <w:top w:w="80" w:type="dxa"/>
+              <w:start w:w="120" w:type="dxa"/>
+              <w:bottom w:w="80" w:type="dxa"/>
+              <w:end w:w="120" w:type="dxa"/>
+            </w:tcMar>
+            <w:tcBorders>
+              <w:top w:val="single" w:sz="6" w:space="0" w:color="D9E2EC"/>
+              <w:left w:val="single" w:sz="6" w:space="0" w:color="D9E2EC"/>
+              <w:bottom w:val="single" w:sz="6" w:space="0" w:color="D9E2EC"/>
+              <w:right w:val="single" w:sz="6" w:space="0" w:color="D9E2EC"/>
+            </w:tcBorders>
+          </w:tcPr>
+          <w:p>
+            <w:pPr>
+              <w:spacing w:before="0" w:after="0" w:line="276" w:lineRule="auto"/>
+            </w:pPr>
+            <w:r>
+              <w:rPr>
+                <w:rFonts w:ascii="Calibri" w:hAnsi="Calibri" w:eastAsia="Calibri"/>
+                <w:color w:val="1F2937"/>
+                <w:sz w:val="19"/>
+              </w:rPr>
+              <w:t>2026-07-12</w:t>
+            </w:r>
+          </w:p>
+        </w:tc>
+        <w:tc>
+          <w:tcPr>
+            <w:tcW w:type="dxa" w:w="7416"/>
+            <w:tcMar>
+              <w:top w:w="80" w:type="dxa"/>
+              <w:start w:w="120" w:type="dxa"/>
+              <w:bottom w:w="80" w:type="dxa"/>
+              <w:end w:w="120" w:type="dxa"/>
+            </w:tcMar>
+            <w:tcBorders>
+              <w:top w:val="single" w:sz="6" w:space="0" w:color="D9E2EC"/>
+              <w:left w:val="single" w:sz="6" w:space="0" w:color="D9E2EC"/>
+              <w:bottom w:val="single" w:sz="6" w:space="0" w:color="D9E2EC"/>
+              <w:right w:val="single" w:sz="6" w:space="0" w:color="D9E2EC"/>
+            </w:tcBorders>
+          </w:tcPr>
+          <w:p>
+            <w:pPr>
+              <w:spacing w:before="0" w:after="0" w:line="276" w:lineRule="auto"/>
+            </w:pPr>
+            <w:r>
+              <w:rPr>
+                <w:rFonts w:ascii="Calibri" w:hAnsi="Calibri" w:eastAsia="Calibri"/>
+                <w:color w:val="1F2937"/>
+                <w:sz w:val="19"/>
+              </w:rPr>
+              <w:t>Menambahkan tabel payments, adapter Midtrans Snap, webhook SHA-512, simulator lokal, status pembayaran pada order, redirect checkout, dan guard order online sebelum lunas.</w:t>
+            </w:r>
+          </w:p>
+        </w:tc>
+      </w:tr>
+      <w:tr>
+        <w:tc>
+          <w:tcPr>
+            <w:tcW w:type="dxa" w:w="1944"/>
+            <w:tcMar>
+              <w:top w:w="80" w:type="dxa"/>
+              <w:start w:w="120" w:type="dxa"/>
+              <w:bottom w:w="80" w:type="dxa"/>
+              <w:end w:w="120" w:type="dxa"/>
+            </w:tcMar>
+            <w:tcBorders>
+              <w:top w:val="single" w:sz="6" w:space="0" w:color="D9E2EC"/>
+              <w:left w:val="single" w:sz="6" w:space="0" w:color="D9E2EC"/>
+              <w:bottom w:val="single" w:sz="6" w:space="0" w:color="D9E2EC"/>
+              <w:right w:val="single" w:sz="6" w:space="0" w:color="D9E2EC"/>
+            </w:tcBorders>
+          </w:tcPr>
+          <w:p>
+            <w:pPr>
+              <w:spacing w:before="0" w:after="0" w:line="276" w:lineRule="auto"/>
+            </w:pPr>
+            <w:r>
+              <w:rPr>
+                <w:rFonts w:ascii="Calibri" w:hAnsi="Calibri" w:eastAsia="Calibri"/>
+                <w:color w:val="1F2937"/>
+                <w:sz w:val="19"/>
+              </w:rPr>
+              <w:t>2026-07-12</w:t>
+            </w:r>
+          </w:p>
+        </w:tc>
+        <w:tc>
+          <w:tcPr>
+            <w:tcW w:type="dxa" w:w="7416"/>
+            <w:tcMar>
+              <w:top w:w="80" w:type="dxa"/>
+              <w:start w:w="120" w:type="dxa"/>
+              <w:bottom w:w="80" w:type="dxa"/>
+              <w:end w:w="120" w:type="dxa"/>
+            </w:tcMar>
+            <w:tcBorders>
+              <w:top w:val="single" w:sz="6" w:space="0" w:color="D9E2EC"/>
+              <w:left w:val="single" w:sz="6" w:space="0" w:color="D9E2EC"/>
+              <w:bottom w:val="single" w:sz="6" w:space="0" w:color="D9E2EC"/>
+              <w:right w:val="single" w:sz="6" w:space="0" w:color="D9E2EC"/>
+            </w:tcBorders>
+          </w:tcPr>
+          <w:p>
+            <w:pPr>
+              <w:spacing w:before="0" w:after="0" w:line="276" w:lineRule="auto"/>
+            </w:pPr>
+            <w:r>
+              <w:rPr>
+                <w:rFonts w:ascii="Calibri" w:hAnsi="Calibri" w:eastAsia="Calibri"/>
+                <w:color w:val="1F2937"/>
+                <w:sz w:val="19"/>
+              </w:rPr>
+              <w:t>Mengganti footer aksi RBAC dengan div.rbac-actions, menambahkan helper copy, state hover/focus pada tabel dan switch, serta toolbar terang yang responsif agar tidak terpengaruh CSS footer global.</w:t>
+            </w:r>
+          </w:p>
+        </w:tc>
+      </w:tr>
+      <w:tr>
+        <w:tc>
+          <w:tcPr>
+            <w:tcW w:type="dxa" w:w="1944"/>
+            <w:tcMar>
+              <w:top w:w="80" w:type="dxa"/>
+              <w:start w:w="120" w:type="dxa"/>
+              <w:bottom w:w="80" w:type="dxa"/>
+              <w:end w:w="120" w:type="dxa"/>
+            </w:tcMar>
+            <w:tcBorders>
+              <w:top w:val="single" w:sz="6" w:space="0" w:color="D9E2EC"/>
+              <w:left w:val="single" w:sz="6" w:space="0" w:color="D9E2EC"/>
+              <w:bottom w:val="single" w:sz="6" w:space="0" w:color="D9E2EC"/>
+              <w:right w:val="single" w:sz="6" w:space="0" w:color="D9E2EC"/>
+            </w:tcBorders>
+          </w:tcPr>
+          <w:p>
+            <w:pPr>
+              <w:spacing w:before="0" w:after="0" w:line="276" w:lineRule="auto"/>
+            </w:pPr>
+            <w:r>
+              <w:rPr>
+                <w:rFonts w:ascii="Calibri" w:hAnsi="Calibri" w:eastAsia="Calibri"/>
+                <w:color w:val="1F2937"/>
+                <w:sz w:val="19"/>
+              </w:rPr>
+              <w:t>2026-07-12</w:t>
+            </w:r>
+          </w:p>
+        </w:tc>
+        <w:tc>
+          <w:tcPr>
+            <w:tcW w:type="dxa" w:w="7416"/>
+            <w:tcMar>
+              <w:top w:w="80" w:type="dxa"/>
+              <w:start w:w="120" w:type="dxa"/>
+              <w:bottom w:w="80" w:type="dxa"/>
+              <w:end w:w="120" w:type="dxa"/>
+            </w:tcMar>
+            <w:tcBorders>
+              <w:top w:val="single" w:sz="6" w:space="0" w:color="D9E2EC"/>
+              <w:left w:val="single" w:sz="6" w:space="0" w:color="D9E2EC"/>
+              <w:bottom w:val="single" w:sz="6" w:space="0" w:color="D9E2EC"/>
+              <w:right w:val="single" w:sz="6" w:space="0" w:color="D9E2EC"/>
+            </w:tcBorders>
+          </w:tcPr>
+          <w:p>
+            <w:pPr>
+              <w:spacing w:before="0" w:after="0" w:line="276" w:lineRule="auto"/>
+            </w:pPr>
+            <w:r>
+              <w:rPr>
+                <w:rFonts w:ascii="Calibri" w:hAnsi="Calibri" w:eastAsia="Calibri"/>
+                <w:color w:val="1F2937"/>
+                <w:sz w:val="19"/>
+              </w:rPr>
+              <w:t>Mendesain ulang CashierGrid dan CSS kartu cashier dengan struktur informasi baru, status akses login, footer terang, tombol berlabel, hover, dan focus state.</w:t>
+            </w:r>
+          </w:p>
+        </w:tc>
+      </w:tr>
+      <w:tr>
+        <w:tc>
+          <w:tcPr>
+            <w:tcW w:type="dxa" w:w="1944"/>
+            <w:tcMar>
+              <w:top w:w="80" w:type="dxa"/>
+              <w:start w:w="120" w:type="dxa"/>
+              <w:bottom w:w="80" w:type="dxa"/>
+              <w:end w:w="120" w:type="dxa"/>
+            </w:tcMar>
+            <w:tcBorders>
+              <w:top w:val="single" w:sz="6" w:space="0" w:color="D9E2EC"/>
+              <w:left w:val="single" w:sz="6" w:space="0" w:color="D9E2EC"/>
+              <w:bottom w:val="single" w:sz="6" w:space="0" w:color="D9E2EC"/>
+              <w:right w:val="single" w:sz="6" w:space="0" w:color="D9E2EC"/>
+            </w:tcBorders>
+          </w:tcPr>
+          <w:p>
+            <w:pPr>
+              <w:spacing w:before="0" w:after="0" w:line="276" w:lineRule="auto"/>
+            </w:pPr>
+            <w:r>
+              <w:rPr>
+                <w:rFonts w:ascii="Calibri" w:hAnsi="Calibri" w:eastAsia="Calibri"/>
+                <w:color w:val="1F2937"/>
+                <w:sz w:val="19"/>
+              </w:rPr>
+              <w:t>2026-07-12</w:t>
+            </w:r>
+          </w:p>
+        </w:tc>
+        <w:tc>
+          <w:tcPr>
+            <w:tcW w:type="dxa" w:w="7416"/>
+            <w:tcMar>
+              <w:top w:w="80" w:type="dxa"/>
+              <w:start w:w="120" w:type="dxa"/>
+              <w:bottom w:w="80" w:type="dxa"/>
+              <w:end w:w="120" w:type="dxa"/>
+            </w:tcMar>
+            <w:tcBorders>
+              <w:top w:val="single" w:sz="6" w:space="0" w:color="D9E2EC"/>
+              <w:left w:val="single" w:sz="6" w:space="0" w:color="D9E2EC"/>
+              <w:bottom w:val="single" w:sz="6" w:space="0" w:color="D9E2EC"/>
+              <w:right w:val="single" w:sz="6" w:space="0" w:color="D9E2EC"/>
+            </w:tcBorders>
+          </w:tcPr>
+          <w:p>
+            <w:pPr>
+              <w:spacing w:before="0" w:after="0" w:line="276" w:lineRule="auto"/>
+            </w:pPr>
+            <w:r>
+              <w:rPr>
+                <w:rFonts w:ascii="Calibri" w:hAnsi="Calibri" w:eastAsia="Calibri"/>
+                <w:color w:val="1F2937"/>
+                <w:sz w:val="19"/>
+              </w:rPr>
+              <w:t>Mendesain ulang CategoryGrid dan CSS kartu kategori: struktur informasi baru, status visibilitas, footer terang, hover transition, serta layout responsif.</w:t>
+            </w:r>
+          </w:p>
+        </w:tc>
+      </w:tr>
+      <w:tr>
+        <w:tc>
+          <w:tcPr>
+            <w:tcW w:type="dxa" w:w="1944"/>
+            <w:tcMar>
+              <w:top w:w="80" w:type="dxa"/>
+              <w:start w:w="120" w:type="dxa"/>
+              <w:bottom w:w="80" w:type="dxa"/>
+              <w:end w:w="120" w:type="dxa"/>
+            </w:tcMar>
+            <w:tcBorders>
+              <w:top w:val="single" w:sz="6" w:space="0" w:color="D9E2EC"/>
+              <w:left w:val="single" w:sz="6" w:space="0" w:color="D9E2EC"/>
+              <w:bottom w:val="single" w:sz="6" w:space="0" w:color="D9E2EC"/>
+              <w:right w:val="single" w:sz="6" w:space="0" w:color="D9E2EC"/>
+            </w:tcBorders>
+          </w:tcPr>
+          <w:p>
+            <w:pPr>
+              <w:spacing w:before="0" w:after="0" w:line="276" w:lineRule="auto"/>
+            </w:pPr>
+            <w:r>
+              <w:rPr>
+                <w:rFonts w:ascii="Calibri" w:hAnsi="Calibri" w:eastAsia="Calibri"/>
+                <w:color w:val="1F2937"/>
+                <w:sz w:val="19"/>
+              </w:rPr>
+              <w:t>2026-07-12</w:t>
+            </w:r>
+          </w:p>
+        </w:tc>
+        <w:tc>
+          <w:tcPr>
+            <w:tcW w:type="dxa" w:w="7416"/>
+            <w:tcMar>
+              <w:top w:w="80" w:type="dxa"/>
+              <w:start w:w="120" w:type="dxa"/>
+              <w:bottom w:w="80" w:type="dxa"/>
+              <w:end w:w="120" w:type="dxa"/>
+            </w:tcMar>
+            <w:tcBorders>
+              <w:top w:val="single" w:sz="6" w:space="0" w:color="D9E2EC"/>
+              <w:left w:val="single" w:sz="6" w:space="0" w:color="D9E2EC"/>
+              <w:bottom w:val="single" w:sz="6" w:space="0" w:color="D9E2EC"/>
+              <w:right w:val="single" w:sz="6" w:space="0" w:color="D9E2EC"/>
+            </w:tcBorders>
+          </w:tcPr>
+          <w:p>
+            <w:pPr>
+              <w:spacing w:before="0" w:after="0" w:line="276" w:lineRule="auto"/>
+            </w:pPr>
+            <w:r>
+              <w:rPr>
+                <w:rFonts w:ascii="Calibri" w:hAnsi="Calibri" w:eastAsia="Calibri"/>
+                <w:color w:val="1F2937"/>
+                <w:sz w:val="19"/>
+              </w:rPr>
+              <w:t>Menyunting bahasa TSD agar lebih natural dan mudah dipahami sambil mempertahankan detail arsitektur, route, API, dan konfigurasi.</w:t>
+            </w:r>
+          </w:p>
+        </w:tc>
+      </w:tr>
+      <w:tr>
+        <w:tc>
+          <w:tcPr>
+            <w:tcW w:type="dxa" w:w="1944"/>
+            <w:tcMar>
+              <w:top w:w="80" w:type="dxa"/>
+              <w:start w:w="120" w:type="dxa"/>
+              <w:bottom w:w="80" w:type="dxa"/>
+              <w:end w:w="120" w:type="dxa"/>
+            </w:tcMar>
+            <w:tcBorders>
+              <w:top w:val="single" w:sz="6" w:space="0" w:color="D9E2EC"/>
+              <w:left w:val="single" w:sz="6" w:space="0" w:color="D9E2EC"/>
+              <w:bottom w:val="single" w:sz="6" w:space="0" w:color="D9E2EC"/>
+              <w:right w:val="single" w:sz="6" w:space="0" w:color="D9E2EC"/>
+            </w:tcBorders>
+          </w:tcPr>
+          <w:p>
+            <w:pPr>
+              <w:spacing w:before="0" w:after="0" w:line="276" w:lineRule="auto"/>
+            </w:pPr>
+            <w:r>
+              <w:rPr>
+                <w:rFonts w:ascii="Calibri" w:hAnsi="Calibri" w:eastAsia="Calibri"/>
+                <w:color w:val="1F2937"/>
+                <w:sz w:val="19"/>
+              </w:rPr>
+              <w:t>2026-07-12</w:t>
+            </w:r>
+          </w:p>
+        </w:tc>
+        <w:tc>
+          <w:tcPr>
+            <w:tcW w:type="dxa" w:w="7416"/>
+            <w:tcMar>
+              <w:top w:w="80" w:type="dxa"/>
+              <w:start w:w="120" w:type="dxa"/>
+              <w:bottom w:w="80" w:type="dxa"/>
+              <w:end w:w="120" w:type="dxa"/>
+            </w:tcMar>
+            <w:tcBorders>
+              <w:top w:val="single" w:sz="6" w:space="0" w:color="D9E2EC"/>
+              <w:left w:val="single" w:sz="6" w:space="0" w:color="D9E2EC"/>
+              <w:bottom w:val="single" w:sz="6" w:space="0" w:color="D9E2EC"/>
+              <w:right w:val="single" w:sz="6" w:space="0" w:color="D9E2EC"/>
+            </w:tcBorders>
+          </w:tcPr>
+          <w:p>
+            <w:pPr>
+              <w:spacing w:before="0" w:after="0" w:line="276" w:lineRule="auto"/>
+            </w:pPr>
+            <w:r>
+              <w:rPr>
+                <w:rFonts w:ascii="Calibri" w:hAnsi="Calibri" w:eastAsia="Calibri"/>
+                <w:color w:val="1F2937"/>
+                <w:sz w:val="19"/>
+              </w:rPr>
+              <w:t>Menambahkan helper homePathForRole, memetakan /admin ke dashboard berbasis ManagerApp, memisahkan redirect login Admin/Manager, dan melakukan canonical redirect sesuai role sesi.</w:t>
+            </w:r>
+          </w:p>
+        </w:tc>
+      </w:tr>
+      <w:tr>
+        <w:tc>
+          <w:tcPr>
+            <w:tcW w:type="dxa" w:w="1944"/>
+            <w:tcMar>
+              <w:top w:w="80" w:type="dxa"/>
+              <w:start w:w="120" w:type="dxa"/>
+              <w:bottom w:w="80" w:type="dxa"/>
+              <w:end w:w="120" w:type="dxa"/>
+            </w:tcMar>
+            <w:tcBorders>
+              <w:top w:val="single" w:sz="6" w:space="0" w:color="D9E2EC"/>
+              <w:left w:val="single" w:sz="6" w:space="0" w:color="D9E2EC"/>
+              <w:bottom w:val="single" w:sz="6" w:space="0" w:color="D9E2EC"/>
+              <w:right w:val="single" w:sz="6" w:space="0" w:color="D9E2EC"/>
+            </w:tcBorders>
+          </w:tcPr>
+          <w:p>
+            <w:pPr>
+              <w:spacing w:before="0" w:after="0" w:line="276" w:lineRule="auto"/>
+            </w:pPr>
+            <w:r>
+              <w:rPr>
+                <w:rFonts w:ascii="Calibri" w:hAnsi="Calibri" w:eastAsia="Calibri"/>
+                <w:color w:val="1F2937"/>
+                <w:sz w:val="19"/>
+              </w:rPr>
+              <w:t>2026-07-10</w:t>
+            </w:r>
+          </w:p>
+        </w:tc>
+        <w:tc>
+          <w:tcPr>
+            <w:tcW w:type="dxa" w:w="7416"/>
+            <w:tcMar>
+              <w:top w:w="80" w:type="dxa"/>
+              <w:start w:w="120" w:type="dxa"/>
+              <w:bottom w:w="80" w:type="dxa"/>
+              <w:end w:w="120" w:type="dxa"/>
+            </w:tcMar>
+            <w:tcBorders>
+              <w:top w:val="single" w:sz="6" w:space="0" w:color="D9E2EC"/>
+              <w:left w:val="single" w:sz="6" w:space="0" w:color="D9E2EC"/>
+              <w:bottom w:val="single" w:sz="6" w:space="0" w:color="D9E2EC"/>
+              <w:right w:val="single" w:sz="6" w:space="0" w:color="D9E2EC"/>
+            </w:tcBorders>
+          </w:tcPr>
+          <w:p>
+            <w:pPr>
+              <w:spacing w:before="0" w:after="0" w:line="276" w:lineRule="auto"/>
+            </w:pPr>
+            <w:r>
+              <w:rPr>
+                <w:rFonts w:ascii="Calibri" w:hAnsi="Calibri" w:eastAsia="Calibri"/>
+                <w:color w:val="1F2937"/>
+                <w:sz w:val="19"/>
+              </w:rPr>
+              <w:t>Menghapus ketergantungan development pada Netlify Database/Vite plugin, menambahkan API lokal port 3001, proxy Vite /api, PostgreSQL lokal via DATABASE_URL, dan panduan local-only database.</w:t>
+            </w:r>
+          </w:p>
+        </w:tc>
+      </w:tr>
+      <w:tr>
+        <w:tc>
+          <w:tcPr>
+            <w:tcW w:type="dxa" w:w="1944"/>
+            <w:tcMar>
+              <w:top w:w="80" w:type="dxa"/>
+              <w:start w:w="120" w:type="dxa"/>
+              <w:bottom w:w="80" w:type="dxa"/>
+              <w:end w:w="120" w:type="dxa"/>
+            </w:tcMar>
+            <w:tcBorders>
+              <w:top w:val="single" w:sz="6" w:space="0" w:color="D9E2EC"/>
+              <w:left w:val="single" w:sz="6" w:space="0" w:color="D9E2EC"/>
+              <w:bottom w:val="single" w:sz="6" w:space="0" w:color="D9E2EC"/>
+              <w:right w:val="single" w:sz="6" w:space="0" w:color="D9E2EC"/>
+            </w:tcBorders>
+          </w:tcPr>
+          <w:p>
+            <w:pPr>
+              <w:spacing w:before="0" w:after="0" w:line="276" w:lineRule="auto"/>
+            </w:pPr>
+            <w:r>
+              <w:rPr>
+                <w:rFonts w:ascii="Calibri" w:hAnsi="Calibri" w:eastAsia="Calibri"/>
+                <w:color w:val="1F2937"/>
+                <w:sz w:val="19"/>
+              </w:rPr>
+              <w:t>2026-07-06</w:t>
+            </w:r>
+          </w:p>
+        </w:tc>
+        <w:tc>
+          <w:tcPr>
+            <w:tcW w:type="dxa" w:w="7416"/>
+            <w:tcMar>
+              <w:top w:w="80" w:type="dxa"/>
+              <w:start w:w="120" w:type="dxa"/>
+              <w:bottom w:w="80" w:type="dxa"/>
+              <w:end w:w="120" w:type="dxa"/>
+            </w:tcMar>
+            <w:tcBorders>
+              <w:top w:val="single" w:sz="6" w:space="0" w:color="D9E2EC"/>
+              <w:left w:val="single" w:sz="6" w:space="0" w:color="D9E2EC"/>
+              <w:bottom w:val="single" w:sz="6" w:space="0" w:color="D9E2EC"/>
+              <w:right w:val="single" w:sz="6" w:space="0" w:color="D9E2EC"/>
+            </w:tcBorders>
+          </w:tcPr>
+          <w:p>
+            <w:pPr>
+              <w:spacing w:before="0" w:after="0" w:line="276" w:lineRule="auto"/>
+            </w:pPr>
+            <w:r>
+              <w:rPr>
+                <w:rFonts w:ascii="Calibri" w:hAnsi="Calibri" w:eastAsia="Calibri"/>
+                <w:color w:val="1F2937"/>
+                <w:sz w:val="19"/>
+              </w:rPr>
+              <w:t>Mengaktifkan production deploy Netlify tokokopdes.netlify.app, provisioning Netlify Database production, apply migration production, setting NETLIFY_DB_URL, dan fallback connection string explicit untuk deploy manual CLI.</w:t>
             </w:r>
           </w:p>
         </w:tc>
@@ -5236,7 +7069,7 @@
         <w:color w:val="667085"/>
         <w:sz w:val="17"/>
       </w:rPr>
-      <w:t>Franchise Ordering Platform · TSD · Update 2026-07-06</w:t>
+      <w:t>Franchise Ordering Platform · TSD · Update 2026-07-12</w:t>
     </w:r>
   </w:p>
 </w:ftr>

--- a/docs/TSD.docx
+++ b/docs/TSD.docx
@@ -3712,7 +3712,60 @@
         <w:spacing w:before="0" w:after="80" w:line="300" w:lineRule="auto"/>
       </w:pPr>
       <w:r>
-        <w:t>Status gagal/kedaluwarsa membatalkan order dan mengembalikan stok; order online belum paid tidak dapat diproses.</w:t>
+        <w:t>Status gagal/kedaluwarsa membatalkan order dan mengembalikan stok; order online belum paid tidak dapat diproses. Sesi pembayaran online Midtrans diatur kedaluwarsa otomatis dalam 15 menit melalui parameter Snap expiry untuk mencegah penguncian stok jangka panjang.</w:t>
+      </w:r>
+    </w:p>
+    <w:p>
+      <w:pPr>
+        <w:pStyle w:val="Heading2"/>
+      </w:pPr>
+      <w:r>
+        <w:t>3.11 Optimasi Performa Database dan Serverless</w:t>
+      </w:r>
+    </w:p>
+    <w:p>
+      <w:pPr>
+        <w:pStyle w:val="ListBullet"/>
+        <w:spacing w:before="0" w:after="80" w:line="300" w:lineRule="auto"/>
+      </w:pPr>
+      <w:r>
+        <w:t>Eliminasi Kueri N+1 pada Produk: Fungsi getProducts mem-bulk fetch add-on untuk semua produk dalam satu kueri SQL menggunakan ANY($1::int[]) dan memetakan di memori.</w:t>
+      </w:r>
+    </w:p>
+    <w:p>
+      <w:pPr>
+        <w:pStyle w:val="ListBullet"/>
+        <w:spacing w:before="0" w:after="80" w:line="300" w:lineRule="auto"/>
+      </w:pPr>
+      <w:r>
+        <w:t>Caching Otorisasi Dinamis: Hak akses disimpan di memori (rolePermissionsCache) dan dibersihkan otomatis ketika matriks RBAC diperbarui.</w:t>
+      </w:r>
+    </w:p>
+    <w:p>
+      <w:pPr>
+        <w:pStyle w:val="ListBullet"/>
+        <w:spacing w:before="0" w:after="80" w:line="300" w:lineRule="auto"/>
+      </w:pPr>
+      <w:r>
+        <w:t>Peningkatan Koneksi Pool: Connection pool PostgreSQL dinaikkan menjadi max: 20 untuk mendukung beban kueri analitik dashboard.</w:t>
+      </w:r>
+    </w:p>
+    <w:p>
+      <w:pPr>
+        <w:pStyle w:val="ListBullet"/>
+        <w:spacing w:before="0" w:after="80" w:line="300" w:lineRule="auto"/>
+      </w:pPr>
+      <w:r>
+        <w:t>Optimasi Kueri Laporan: Kueri statistik dashboard digabung dengan CTE, dan pengeluaran dikalkulasi di memori dari entri transaksi.</w:t>
+      </w:r>
+    </w:p>
+    <w:p>
+      <w:pPr>
+        <w:pStyle w:val="ListBullet"/>
+        <w:spacing w:before="0" w:after="80" w:line="300" w:lineRule="auto"/>
+      </w:pPr>
+      <w:r>
+        <w:t>Verifikasi Migrasi Cepat: seedDatabase menggunakan to_regclass untuk mendeteksi keberadaan tabel, mempercepat cold start serverless.</w:t>
       </w:r>
     </w:p>
     <w:p>
@@ -4190,43 +4243,7 @@
         <w:spacing w:before="0" w:after="120" w:line="300" w:lineRule="auto"/>
       </w:pPr>
       <w:r>
-        <w:t>JWT memakai secret dari APP_JWT_SECRET. Role yang didukung:</w:t>
-      </w:r>
-    </w:p>
-    <w:p>
-      <w:pPr>
-        <w:pStyle w:val="ListBullet"/>
-        <w:spacing w:before="0" w:after="80" w:line="300" w:lineRule="auto"/>
-      </w:pPr>
-      <w:r>
-        <w:t>customer</w:t>
-      </w:r>
-    </w:p>
-    <w:p>
-      <w:pPr>
-        <w:pStyle w:val="ListBullet"/>
-        <w:spacing w:before="0" w:after="80" w:line="300" w:lineRule="auto"/>
-      </w:pPr>
-      <w:r>
-        <w:t>cashier</w:t>
-      </w:r>
-    </w:p>
-    <w:p>
-      <w:pPr>
-        <w:pStyle w:val="ListBullet"/>
-        <w:spacing w:before="0" w:after="80" w:line="300" w:lineRule="auto"/>
-      </w:pPr>
-      <w:r>
-        <w:t>manager</w:t>
-      </w:r>
-    </w:p>
-    <w:p>
-      <w:pPr>
-        <w:pStyle w:val="ListBullet"/>
-        <w:spacing w:before="0" w:after="80" w:line="300" w:lineRule="auto"/>
-      </w:pPr>
-      <w:r>
-        <w:t>admin</w:t>
+        <w:t>JWT memakai secret dari APP_JWT_SECRET. Role yang didukung: customer, cashier, manager, dan admin.</w:t>
       </w:r>
     </w:p>
     <w:p>
@@ -4242,7 +4259,7 @@
         <w:spacing w:before="0" w:after="120" w:line="300" w:lineRule="auto"/>
       </w:pPr>
       <w:r>
-        <w:t>Untuk setiap token yang memiliki userId, middleware memastikan akun masih ada, masih aktif, dan role di database sesuai dengan isi token. Sesi lama tidak dapat digunakan lagi setelah akun dinonaktifkan atau dihapus.</w:t>
+        <w:t>Untuk setiap token yang memiliki userId, middleware memastikan akun masih ada, masih aktif, dan role di database sesuai dengan isi token. Hasil kueri user tersebut disimpan dalam request context (request.user) dan digunakan kembali di resolveOutletId untuk menghemat kueri database sekuensial. Sesi lama tidak dapat digunakan lagi setelah akun dinonaktifkan atau dihapus.</w:t>
       </w:r>
     </w:p>
     <w:p>
@@ -5427,6 +5444,68 @@
                 <w:sz w:val="19"/>
               </w:rPr>
               <w:t>Perubahan teknis</w:t>
+            </w:r>
+          </w:p>
+        </w:tc>
+      </w:tr>
+      <w:tr>
+        <w:tc>
+          <w:tcPr>
+            <w:tcW w:type="dxa" w:w="1944"/>
+            <w:tcMar>
+              <w:top w:w="80" w:type="dxa"/>
+              <w:start w:w="120" w:type="dxa"/>
+              <w:bottom w:w="80" w:type="dxa"/>
+              <w:end w:w="120" w:type="dxa"/>
+            </w:tcMar>
+            <w:tcBorders>
+              <w:top w:val="single" w:sz="6" w:space="0" w:color="D9E2EC"/>
+              <w:left w:val="single" w:sz="6" w:space="0" w:color="D9E2EC"/>
+              <w:bottom w:val="single" w:sz="6" w:space="0" w:color="D9E2EC"/>
+              <w:right w:val="single" w:sz="6" w:space="0" w:color="D9E2EC"/>
+            </w:tcBorders>
+          </w:tcPr>
+          <w:p>
+            <w:pPr>
+              <w:spacing w:before="0" w:after="0" w:line="276" w:lineRule="auto"/>
+            </w:pPr>
+            <w:r>
+              <w:rPr>
+                <w:rFonts w:ascii="Calibri" w:hAnsi="Calibri" w:eastAsia="Calibri"/>
+                <w:color w:val="1F2937"/>
+                <w:sz w:val="19"/>
+              </w:rPr>
+              <w:t>2026-07-12</w:t>
+            </w:r>
+          </w:p>
+        </w:tc>
+        <w:tc>
+          <w:tcPr>
+            <w:tcW w:type="dxa" w:w="7416"/>
+            <w:tcMar>
+              <w:top w:w="80" w:type="dxa"/>
+              <w:start w:w="120" w:type="dxa"/>
+              <w:bottom w:w="80" w:type="dxa"/>
+              <w:end w:w="120" w:type="dxa"/>
+            </w:tcMar>
+            <w:tcBorders>
+              <w:top w:val="single" w:sz="6" w:space="0" w:color="D9E2EC"/>
+              <w:left w:val="single" w:sz="6" w:space="0" w:color="D9E2EC"/>
+              <w:bottom w:val="single" w:sz="6" w:space="0" w:color="D9E2EC"/>
+              <w:right w:val="single" w:sz="6" w:space="0" w:color="D9E2EC"/>
+            </w:tcBorders>
+          </w:tcPr>
+          <w:p>
+            <w:pPr>
+              <w:spacing w:before="0" w:after="0" w:line="276" w:lineRule="auto"/>
+            </w:pPr>
+            <w:r>
+              <w:rPr>
+                <w:rFonts w:ascii="Calibri" w:hAnsi="Calibri" w:eastAsia="Calibri"/>
+                <w:color w:val="1F2937"/>
+                <w:sz w:val="19"/>
+              </w:rPr>
+              <w:t>Mengoptimasi performa backend: meningkatkan pg pool size ke 20, mengatasi bottleneck kueri N+1 pada produk via bulk fetch addons, mengimplementasi cache matriks otorisasi role, menggabungkan kueri statistik dashboard dengan CTE, mempercepat cold-start migrasi via check to_regclass, serta menambahkan masa berlaku pembayaran Snap 15 menit.</w:t>
             </w:r>
           </w:p>
         </w:tc>

--- a/docs/TSD.docx
+++ b/docs/TSD.docx
@@ -3770,6 +3770,41 @@
     </w:p>
     <w:p>
       <w:pPr>
+        <w:pStyle w:val="Heading2"/>
+      </w:pPr>
+      <w:r>
+        <w:t>3.12 Fitur Keamanan Tambahan</w:t>
+      </w:r>
+    </w:p>
+    <w:p>
+      <w:pPr>
+        <w:pStyle w:val="ListBullet"/>
+        <w:spacing w:before="0" w:after="80" w:line="300" w:lineRule="auto"/>
+      </w:pPr>
+      <w:r>
+        <w:t>Pembatasan Request (Rate Limiting): Endpoint autentikasi dilindungi oleh middleware rateLimiter in-memory (maksimal 5 kali percobaan per 15 menit per IP).</w:t>
+      </w:r>
+    </w:p>
+    <w:p>
+      <w:pPr>
+        <w:pStyle w:val="ListBullet"/>
+        <w:spacing w:before="0" w:after="80" w:line="300" w:lineRule="auto"/>
+      </w:pPr>
+      <w:r>
+        <w:t>Kebijakan Kekuatan Kata Sandi: Setiap pembuatan/pembaruan kata sandi divalidasi oleh isStrongPassword (minimal 8 karakter, ada huruf besar, huruf kecil, angka, dan simbol khusus).</w:t>
+      </w:r>
+    </w:p>
+    <w:p>
+      <w:pPr>
+        <w:pStyle w:val="ListBullet"/>
+        <w:spacing w:before="0" w:after="80" w:line="300" w:lineRule="auto"/>
+      </w:pPr>
+      <w:r>
+        <w:t>Content Security Policy (CSP): Helmet dikonfigurasi dengan direktif CSP yang aman namun tetap kompatibel dengan Vite development server dan Midtrans Snap.</w:t>
+      </w:r>
+    </w:p>
+    <w:p>
+      <w:pPr>
         <w:pStyle w:val="Heading1"/>
       </w:pPr>
       <w:r>
@@ -5505,6 +5540,68 @@
                 <w:color w:val="1F2937"/>
                 <w:sz w:val="19"/>
               </w:rPr>
+              <w:t>Meningkatkan keamanan web: menambahkan in-memory rate limiter untuk login/register, menerapkan validasi kekuatan kata sandi (huruf besar/kecil, angka, simbol), dan mengonfigurasi Content Security Policy (CSP) pada Helmet.</w:t>
+            </w:r>
+          </w:p>
+        </w:tc>
+      </w:tr>
+      <w:tr>
+        <w:tc>
+          <w:tcPr>
+            <w:tcW w:type="dxa" w:w="1944"/>
+            <w:tcMar>
+              <w:top w:w="80" w:type="dxa"/>
+              <w:start w:w="120" w:type="dxa"/>
+              <w:bottom w:w="80" w:type="dxa"/>
+              <w:end w:w="120" w:type="dxa"/>
+            </w:tcMar>
+            <w:tcBorders>
+              <w:top w:val="single" w:sz="6" w:space="0" w:color="D9E2EC"/>
+              <w:left w:val="single" w:sz="6" w:space="0" w:color="D9E2EC"/>
+              <w:bottom w:val="single" w:sz="6" w:space="0" w:color="D9E2EC"/>
+              <w:right w:val="single" w:sz="6" w:space="0" w:color="D9E2EC"/>
+            </w:tcBorders>
+          </w:tcPr>
+          <w:p>
+            <w:pPr>
+              <w:spacing w:before="0" w:after="0" w:line="276" w:lineRule="auto"/>
+            </w:pPr>
+            <w:r>
+              <w:rPr>
+                <w:rFonts w:ascii="Calibri" w:hAnsi="Calibri" w:eastAsia="Calibri"/>
+                <w:color w:val="1F2937"/>
+                <w:sz w:val="19"/>
+              </w:rPr>
+              <w:t>2026-07-12</w:t>
+            </w:r>
+          </w:p>
+        </w:tc>
+        <w:tc>
+          <w:tcPr>
+            <w:tcW w:type="dxa" w:w="7416"/>
+            <w:tcMar>
+              <w:top w:w="80" w:type="dxa"/>
+              <w:start w:w="120" w:type="dxa"/>
+              <w:bottom w:w="80" w:type="dxa"/>
+              <w:end w:w="120" w:type="dxa"/>
+            </w:tcMar>
+            <w:tcBorders>
+              <w:top w:val="single" w:sz="6" w:space="0" w:color="D9E2EC"/>
+              <w:left w:val="single" w:sz="6" w:space="0" w:color="D9E2EC"/>
+              <w:bottom w:val="single" w:sz="6" w:space="0" w:color="D9E2EC"/>
+              <w:right w:val="single" w:sz="6" w:space="0" w:color="D9E2EC"/>
+            </w:tcBorders>
+          </w:tcPr>
+          <w:p>
+            <w:pPr>
+              <w:spacing w:before="0" w:after="0" w:line="276" w:lineRule="auto"/>
+            </w:pPr>
+            <w:r>
+              <w:rPr>
+                <w:rFonts w:ascii="Calibri" w:hAnsi="Calibri" w:eastAsia="Calibri"/>
+                <w:color w:val="1F2937"/>
+                <w:sz w:val="19"/>
+              </w:rPr>
               <w:t>Mengoptimasi performa backend: meningkatkan pg pool size ke 20, mengatasi bottleneck kueri N+1 pada produk via bulk fetch addons, mengimplementasi cache matriks otorisasi role, menggabungkan kueri statistik dashboard dengan CTE, mempercepat cold-start migrasi via check to_regclass, serta menambahkan masa berlaku pembayaran Snap 15 menit.</w:t>
             </w:r>
           </w:p>

--- a/docs/TSD.docx
+++ b/docs/TSD.docx
@@ -5540,6 +5540,68 @@
                 <w:color w:val="1F2937"/>
                 <w:sz w:val="19"/>
               </w:rPr>
+              <w:t>Mengganti pemilih outlet bawaan browser dengan komponen dropdown kustom (OutletSelector) yang lebih interaktif dan premium di storefront, manager, dan cashier.</w:t>
+            </w:r>
+          </w:p>
+        </w:tc>
+      </w:tr>
+      <w:tr>
+        <w:tc>
+          <w:tcPr>
+            <w:tcW w:type="dxa" w:w="1944"/>
+            <w:tcMar>
+              <w:top w:w="80" w:type="dxa"/>
+              <w:start w:w="120" w:type="dxa"/>
+              <w:bottom w:w="80" w:type="dxa"/>
+              <w:end w:w="120" w:type="dxa"/>
+            </w:tcMar>
+            <w:tcBorders>
+              <w:top w:val="single" w:sz="6" w:space="0" w:color="D9E2EC"/>
+              <w:left w:val="single" w:sz="6" w:space="0" w:color="D9E2EC"/>
+              <w:bottom w:val="single" w:sz="6" w:space="0" w:color="D9E2EC"/>
+              <w:right w:val="single" w:sz="6" w:space="0" w:color="D9E2EC"/>
+            </w:tcBorders>
+          </w:tcPr>
+          <w:p>
+            <w:pPr>
+              <w:spacing w:before="0" w:after="0" w:line="276" w:lineRule="auto"/>
+            </w:pPr>
+            <w:r>
+              <w:rPr>
+                <w:rFonts w:ascii="Calibri" w:hAnsi="Calibri" w:eastAsia="Calibri"/>
+                <w:color w:val="1F2937"/>
+                <w:sz w:val="19"/>
+              </w:rPr>
+              <w:t>2026-07-12</w:t>
+            </w:r>
+          </w:p>
+        </w:tc>
+        <w:tc>
+          <w:tcPr>
+            <w:tcW w:type="dxa" w:w="7416"/>
+            <w:tcMar>
+              <w:top w:w="80" w:type="dxa"/>
+              <w:start w:w="120" w:type="dxa"/>
+              <w:bottom w:w="80" w:type="dxa"/>
+              <w:end w:w="120" w:type="dxa"/>
+            </w:tcMar>
+            <w:tcBorders>
+              <w:top w:val="single" w:sz="6" w:space="0" w:color="D9E2EC"/>
+              <w:left w:val="single" w:sz="6" w:space="0" w:color="D9E2EC"/>
+              <w:bottom w:val="single" w:sz="6" w:space="0" w:color="D9E2EC"/>
+              <w:right w:val="single" w:sz="6" w:space="0" w:color="D9E2EC"/>
+            </w:tcBorders>
+          </w:tcPr>
+          <w:p>
+            <w:pPr>
+              <w:spacing w:before="0" w:after="0" w:line="276" w:lineRule="auto"/>
+            </w:pPr>
+            <w:r>
+              <w:rPr>
+                <w:rFonts w:ascii="Calibri" w:hAnsi="Calibri" w:eastAsia="Calibri"/>
+                <w:color w:val="1F2937"/>
+                <w:sz w:val="19"/>
+              </w:rPr>
               <w:t>Meningkatkan keamanan web: menambahkan in-memory rate limiter untuk login/register, menerapkan validasi kekuatan kata sandi (huruf besar/kecil, angka, simbol), dan mengonfigurasi Content Security Policy (CSP) pada Helmet.</w:t>
             </w:r>
           </w:p>

--- a/docs/TSD.docx
+++ b/docs/TSD.docx
@@ -1084,6 +1084,68 @@
                 <w:color w:val="1F2937"/>
                 <w:sz w:val="19"/>
               </w:rPr>
+              <w:t>src/mobile.ts</w:t>
+            </w:r>
+          </w:p>
+        </w:tc>
+        <w:tc>
+          <w:tcPr>
+            <w:tcW w:type="dxa" w:w="6120"/>
+            <w:tcMar>
+              <w:top w:w="80" w:type="dxa"/>
+              <w:start w:w="120" w:type="dxa"/>
+              <w:bottom w:w="80" w:type="dxa"/>
+              <w:end w:w="120" w:type="dxa"/>
+            </w:tcMar>
+            <w:tcBorders>
+              <w:top w:val="single" w:sz="6" w:space="0" w:color="D9E2EC"/>
+              <w:left w:val="single" w:sz="6" w:space="0" w:color="D9E2EC"/>
+              <w:bottom w:val="single" w:sz="6" w:space="0" w:color="D9E2EC"/>
+              <w:right w:val="single" w:sz="6" w:space="0" w:color="D9E2EC"/>
+            </w:tcBorders>
+          </w:tcPr>
+          <w:p>
+            <w:pPr>
+              <w:spacing w:before="0" w:after="0" w:line="276" w:lineRule="auto"/>
+            </w:pPr>
+            <w:r>
+              <w:rPr>
+                <w:rFonts w:ascii="Calibri" w:hAnsi="Calibri" w:eastAsia="Calibri"/>
+                <w:color w:val="1F2937"/>
+                <w:sz w:val="19"/>
+              </w:rPr>
+              <w:t>Deteksi platform native, konfigurasi status bar/splash screen, dan pembukaan URL eksternal melalui plugin Browser.</w:t>
+            </w:r>
+          </w:p>
+        </w:tc>
+      </w:tr>
+      <w:tr>
+        <w:tc>
+          <w:tcPr>
+            <w:tcW w:type="dxa" w:w="3240"/>
+            <w:tcMar>
+              <w:top w:w="80" w:type="dxa"/>
+              <w:start w:w="120" w:type="dxa"/>
+              <w:bottom w:w="80" w:type="dxa"/>
+              <w:end w:w="120" w:type="dxa"/>
+            </w:tcMar>
+            <w:tcBorders>
+              <w:top w:val="single" w:sz="6" w:space="0" w:color="D9E2EC"/>
+              <w:left w:val="single" w:sz="6" w:space="0" w:color="D9E2EC"/>
+              <w:bottom w:val="single" w:sz="6" w:space="0" w:color="D9E2EC"/>
+              <w:right w:val="single" w:sz="6" w:space="0" w:color="D9E2EC"/>
+            </w:tcBorders>
+          </w:tcPr>
+          <w:p>
+            <w:pPr>
+              <w:spacing w:before="0" w:after="0" w:line="276" w:lineRule="auto"/>
+            </w:pPr>
+            <w:r>
+              <w:rPr>
+                <w:rFonts w:ascii="Calibri" w:hAnsi="Calibri" w:eastAsia="Calibri"/>
+                <w:color w:val="1F2937"/>
+                <w:sz w:val="19"/>
+              </w:rPr>
               <w:t>src/manager.css</w:t>
             </w:r>
           </w:p>
@@ -2045,6 +2107,130 @@
                 <w:sz w:val="19"/>
               </w:rPr>
               <w:t>Konfigurasi Vite, port 5175, dan proxy /api ke API lokal port 3001.</w:t>
+            </w:r>
+          </w:p>
+        </w:tc>
+      </w:tr>
+      <w:tr>
+        <w:tc>
+          <w:tcPr>
+            <w:tcW w:type="dxa" w:w="3240"/>
+            <w:tcMar>
+              <w:top w:w="80" w:type="dxa"/>
+              <w:start w:w="120" w:type="dxa"/>
+              <w:bottom w:w="80" w:type="dxa"/>
+              <w:end w:w="120" w:type="dxa"/>
+            </w:tcMar>
+            <w:tcBorders>
+              <w:top w:val="single" w:sz="6" w:space="0" w:color="D9E2EC"/>
+              <w:left w:val="single" w:sz="6" w:space="0" w:color="D9E2EC"/>
+              <w:bottom w:val="single" w:sz="6" w:space="0" w:color="D9E2EC"/>
+              <w:right w:val="single" w:sz="6" w:space="0" w:color="D9E2EC"/>
+            </w:tcBorders>
+          </w:tcPr>
+          <w:p>
+            <w:pPr>
+              <w:spacing w:before="0" w:after="0" w:line="276" w:lineRule="auto"/>
+            </w:pPr>
+            <w:r>
+              <w:rPr>
+                <w:rFonts w:ascii="Calibri" w:hAnsi="Calibri" w:eastAsia="Calibri"/>
+                <w:color w:val="1F2937"/>
+                <w:sz w:val="19"/>
+              </w:rPr>
+              <w:t>capacitor.config.ts</w:t>
+            </w:r>
+          </w:p>
+        </w:tc>
+        <w:tc>
+          <w:tcPr>
+            <w:tcW w:type="dxa" w:w="6120"/>
+            <w:tcMar>
+              <w:top w:w="80" w:type="dxa"/>
+              <w:start w:w="120" w:type="dxa"/>
+              <w:bottom w:w="80" w:type="dxa"/>
+              <w:end w:w="120" w:type="dxa"/>
+            </w:tcMar>
+            <w:tcBorders>
+              <w:top w:val="single" w:sz="6" w:space="0" w:color="D9E2EC"/>
+              <w:left w:val="single" w:sz="6" w:space="0" w:color="D9E2EC"/>
+              <w:bottom w:val="single" w:sz="6" w:space="0" w:color="D9E2EC"/>
+              <w:right w:val="single" w:sz="6" w:space="0" w:color="D9E2EC"/>
+            </w:tcBorders>
+          </w:tcPr>
+          <w:p>
+            <w:pPr>
+              <w:spacing w:before="0" w:after="0" w:line="276" w:lineRule="auto"/>
+            </w:pPr>
+            <w:r>
+              <w:rPr>
+                <w:rFonts w:ascii="Calibri" w:hAnsi="Calibri" w:eastAsia="Calibri"/>
+                <w:color w:val="1F2937"/>
+                <w:sz w:val="19"/>
+              </w:rPr>
+              <w:t>Identitas aplikasi Android, folder dist, scheme WebView, serta konfigurasi plugin native.</w:t>
+            </w:r>
+          </w:p>
+        </w:tc>
+      </w:tr>
+      <w:tr>
+        <w:tc>
+          <w:tcPr>
+            <w:tcW w:type="dxa" w:w="3240"/>
+            <w:tcMar>
+              <w:top w:w="80" w:type="dxa"/>
+              <w:start w:w="120" w:type="dxa"/>
+              <w:bottom w:w="80" w:type="dxa"/>
+              <w:end w:w="120" w:type="dxa"/>
+            </w:tcMar>
+            <w:tcBorders>
+              <w:top w:val="single" w:sz="6" w:space="0" w:color="D9E2EC"/>
+              <w:left w:val="single" w:sz="6" w:space="0" w:color="D9E2EC"/>
+              <w:bottom w:val="single" w:sz="6" w:space="0" w:color="D9E2EC"/>
+              <w:right w:val="single" w:sz="6" w:space="0" w:color="D9E2EC"/>
+            </w:tcBorders>
+          </w:tcPr>
+          <w:p>
+            <w:pPr>
+              <w:spacing w:before="0" w:after="0" w:line="276" w:lineRule="auto"/>
+            </w:pPr>
+            <w:r>
+              <w:rPr>
+                <w:rFonts w:ascii="Calibri" w:hAnsi="Calibri" w:eastAsia="Calibri"/>
+                <w:color w:val="1F2937"/>
+                <w:sz w:val="19"/>
+              </w:rPr>
+              <w:t>android/</w:t>
+            </w:r>
+          </w:p>
+        </w:tc>
+        <w:tc>
+          <w:tcPr>
+            <w:tcW w:type="dxa" w:w="6120"/>
+            <w:tcMar>
+              <w:top w:w="80" w:type="dxa"/>
+              <w:start w:w="120" w:type="dxa"/>
+              <w:bottom w:w="80" w:type="dxa"/>
+              <w:end w:w="120" w:type="dxa"/>
+            </w:tcMar>
+            <w:tcBorders>
+              <w:top w:val="single" w:sz="6" w:space="0" w:color="D9E2EC"/>
+              <w:left w:val="single" w:sz="6" w:space="0" w:color="D9E2EC"/>
+              <w:bottom w:val="single" w:sz="6" w:space="0" w:color="D9E2EC"/>
+              <w:right w:val="single" w:sz="6" w:space="0" w:color="D9E2EC"/>
+            </w:tcBorders>
+          </w:tcPr>
+          <w:p>
+            <w:pPr>
+              <w:spacing w:before="0" w:after="0" w:line="276" w:lineRule="auto"/>
+            </w:pPr>
+            <w:r>
+              <w:rPr>
+                <w:rFonts w:ascii="Calibri" w:hAnsi="Calibri" w:eastAsia="Calibri"/>
+                <w:color w:val="1F2937"/>
+                <w:sz w:val="19"/>
+              </w:rPr>
+              <w:t>Project native Android yang dikelola Capacitor dan dibuka melalui Android Studio.</w:t>
             </w:r>
           </w:p>
         </w:tc>
@@ -3720,7 +3906,69 @@
         <w:pStyle w:val="Heading2"/>
       </w:pPr>
       <w:r>
-        <w:t>3.11 Optimasi Performa Database dan Serverless</w:t>
+        <w:t>3.11 Aplikasi Mobile Android</w:t>
+      </w:r>
+    </w:p>
+    <w:p>
+      <w:pPr>
+        <w:pStyle w:val="ListBullet"/>
+        <w:spacing w:before="0" w:after="80" w:line="300" w:lineRule="auto"/>
+      </w:pPr>
+      <w:r>
+        <w:t>Capacitor v8 membungkus hasil build Vite dari dist ke project android dengan application ID com.tokokopdes.mobile dan minimum Android API 24.</w:t>
+      </w:r>
+    </w:p>
+    <w:p>
+      <w:pPr>
+        <w:pStyle w:val="ListBullet"/>
+        <w:spacing w:before="0" w:after="80" w:line="300" w:lineRule="auto"/>
+      </w:pPr>
+      <w:r>
+        <w:t>src/mobile.ts mengaktifkan StatusBar, SplashScreen, class capacitor-native, dan plugin Browser hanya pada container native.</w:t>
+      </w:r>
+    </w:p>
+    <w:p>
+      <w:pPr>
+        <w:pStyle w:val="ListBullet"/>
+        <w:spacing w:before="0" w:after="80" w:line="300" w:lineRule="auto"/>
+      </w:pPr>
+      <w:r>
+        <w:t>src/api.ts memakai VITE_API_BASE_URL; versi web tetap memakai path relatif /api dan build native memiliki fallback http://10.0.2.2:3001 untuk API lokal dari emulator.</w:t>
+      </w:r>
+    </w:p>
+    <w:p>
+      <w:pPr>
+        <w:pStyle w:val="ListBullet"/>
+        <w:spacing w:before="0" w:after="80" w:line="300" w:lineRule="auto"/>
+      </w:pPr>
+      <w:r>
+        <w:t>AndroidManifest.xml mengizinkan cleartext traffic untuk pengembangan melalui emulator atau jaringan LAN; build produksi sebaiknya memakai backend HTTPS.</w:t>
+      </w:r>
+    </w:p>
+    <w:p>
+      <w:pPr>
+        <w:pStyle w:val="ListBullet"/>
+        <w:spacing w:before="0" w:after="80" w:line="300" w:lineRule="auto"/>
+      </w:pPr>
+      <w:r>
+        <w:t>Middleware CORS server hanya mengizinkan capacitor://localhost, https://localhost, http://localhost, dan origin dari MOBILE_ALLOWED_ORIGINS.</w:t>
+      </w:r>
+    </w:p>
+    <w:p>
+      <w:pPr>
+        <w:pStyle w:val="ListBullet"/>
+        <w:spacing w:before="0" w:after="80" w:line="300" w:lineRule="auto"/>
+      </w:pPr>
+      <w:r>
+        <w:t>Pembayaran dan WhatsApp dibuka di browser perangkat; safe area serta touch action ditangani melalui src/styles.css.</w:t>
+      </w:r>
+    </w:p>
+    <w:p>
+      <w:pPr>
+        <w:pStyle w:val="Heading2"/>
+      </w:pPr>
+      <w:r>
+        <w:t>3.12 Optimasi Performa Database dan Serverless</w:t>
       </w:r>
     </w:p>
     <w:p>
@@ -3773,7 +4021,7 @@
         <w:pStyle w:val="Heading2"/>
       </w:pPr>
       <w:r>
-        <w:t>3.12 Fitur Keamanan Tambahan</w:t>
+        <w:t>3.13 Fitur Keamanan Tambahan</w:t>
       </w:r>
     </w:p>
     <w:p>
@@ -4907,6 +5155,24 @@
         <w:t>PUBLIC_APP_URL menjadi base URL callback selesai pembayaran.</w:t>
       </w:r>
     </w:p>
+    <w:p>
+      <w:pPr>
+        <w:pStyle w:val="ListBullet"/>
+        <w:spacing w:before="0" w:after="80" w:line="300" w:lineRule="auto"/>
+      </w:pPr>
+      <w:r>
+        <w:t>VITE_API_BASE_URL menjadi alamat backend aplikasi Android: 10.0.2.2 untuk emulator, IP LAN untuk perangkat fisik, atau URL HTTPS untuk rilis publik.</w:t>
+      </w:r>
+    </w:p>
+    <w:p>
+      <w:pPr>
+        <w:pStyle w:val="ListBullet"/>
+        <w:spacing w:before="0" w:after="80" w:line="300" w:lineRule="auto"/>
+      </w:pPr>
+      <w:r>
+        <w:t>MOBILE_ALLOWED_ORIGINS menyimpan daftar origin native tambahan yang diizinkan API.</w:t>
+      </w:r>
+    </w:p>
     <w:tbl>
       <w:tblPr>
         <w:tblW w:type="dxa" w:w="9360"/>
@@ -5107,6 +5373,130 @@
                 <w:sz w:val="19"/>
               </w:rPr>
               <w:t>npm run build</w:t>
+            </w:r>
+          </w:p>
+        </w:tc>
+      </w:tr>
+      <w:tr>
+        <w:tc>
+          <w:tcPr>
+            <w:tcW w:type="dxa" w:w="2376"/>
+            <w:tcMar>
+              <w:top w:w="80" w:type="dxa"/>
+              <w:start w:w="120" w:type="dxa"/>
+              <w:bottom w:w="80" w:type="dxa"/>
+              <w:end w:w="120" w:type="dxa"/>
+            </w:tcMar>
+            <w:tcBorders>
+              <w:top w:val="single" w:sz="6" w:space="0" w:color="D9E2EC"/>
+              <w:left w:val="single" w:sz="6" w:space="0" w:color="D9E2EC"/>
+              <w:bottom w:val="single" w:sz="6" w:space="0" w:color="D9E2EC"/>
+              <w:right w:val="single" w:sz="6" w:space="0" w:color="D9E2EC"/>
+            </w:tcBorders>
+          </w:tcPr>
+          <w:p>
+            <w:pPr>
+              <w:spacing w:before="0" w:after="0" w:line="276" w:lineRule="auto"/>
+            </w:pPr>
+            <w:r>
+              <w:rPr>
+                <w:rFonts w:ascii="Calibri" w:hAnsi="Calibri" w:eastAsia="Calibri"/>
+                <w:color w:val="1F2937"/>
+                <w:sz w:val="19"/>
+              </w:rPr>
+              <w:t>Android sync</w:t>
+            </w:r>
+          </w:p>
+        </w:tc>
+        <w:tc>
+          <w:tcPr>
+            <w:tcW w:type="dxa" w:w="6984"/>
+            <w:tcMar>
+              <w:top w:w="80" w:type="dxa"/>
+              <w:start w:w="120" w:type="dxa"/>
+              <w:bottom w:w="80" w:type="dxa"/>
+              <w:end w:w="120" w:type="dxa"/>
+            </w:tcMar>
+            <w:tcBorders>
+              <w:top w:val="single" w:sz="6" w:space="0" w:color="D9E2EC"/>
+              <w:left w:val="single" w:sz="6" w:space="0" w:color="D9E2EC"/>
+              <w:bottom w:val="single" w:sz="6" w:space="0" w:color="D9E2EC"/>
+              <w:right w:val="single" w:sz="6" w:space="0" w:color="D9E2EC"/>
+            </w:tcBorders>
+          </w:tcPr>
+          <w:p>
+            <w:pPr>
+              <w:spacing w:before="0" w:after="0" w:line="276" w:lineRule="auto"/>
+            </w:pPr>
+            <w:r>
+              <w:rPr>
+                <w:rFonts w:ascii="Calibri" w:hAnsi="Calibri" w:eastAsia="Calibri"/>
+                <w:color w:val="1F2937"/>
+                <w:sz w:val="19"/>
+              </w:rPr>
+              <w:t>npm run mobile:build; npm run mobile:open</w:t>
+            </w:r>
+          </w:p>
+        </w:tc>
+      </w:tr>
+      <w:tr>
+        <w:tc>
+          <w:tcPr>
+            <w:tcW w:type="dxa" w:w="2376"/>
+            <w:tcMar>
+              <w:top w:w="80" w:type="dxa"/>
+              <w:start w:w="120" w:type="dxa"/>
+              <w:bottom w:w="80" w:type="dxa"/>
+              <w:end w:w="120" w:type="dxa"/>
+            </w:tcMar>
+            <w:tcBorders>
+              <w:top w:val="single" w:sz="6" w:space="0" w:color="D9E2EC"/>
+              <w:left w:val="single" w:sz="6" w:space="0" w:color="D9E2EC"/>
+              <w:bottom w:val="single" w:sz="6" w:space="0" w:color="D9E2EC"/>
+              <w:right w:val="single" w:sz="6" w:space="0" w:color="D9E2EC"/>
+            </w:tcBorders>
+          </w:tcPr>
+          <w:p>
+            <w:pPr>
+              <w:spacing w:before="0" w:after="0" w:line="276" w:lineRule="auto"/>
+            </w:pPr>
+            <w:r>
+              <w:rPr>
+                <w:rFonts w:ascii="Calibri" w:hAnsi="Calibri" w:eastAsia="Calibri"/>
+                <w:color w:val="1F2937"/>
+                <w:sz w:val="19"/>
+              </w:rPr>
+              <w:t>Android APK debug</w:t>
+            </w:r>
+          </w:p>
+        </w:tc>
+        <w:tc>
+          <w:tcPr>
+            <w:tcW w:type="dxa" w:w="6984"/>
+            <w:tcMar>
+              <w:top w:w="80" w:type="dxa"/>
+              <w:start w:w="120" w:type="dxa"/>
+              <w:bottom w:w="80" w:type="dxa"/>
+              <w:end w:w="120" w:type="dxa"/>
+            </w:tcMar>
+            <w:tcBorders>
+              <w:top w:val="single" w:sz="6" w:space="0" w:color="D9E2EC"/>
+              <w:left w:val="single" w:sz="6" w:space="0" w:color="D9E2EC"/>
+              <w:bottom w:val="single" w:sz="6" w:space="0" w:color="D9E2EC"/>
+              <w:right w:val="single" w:sz="6" w:space="0" w:color="D9E2EC"/>
+            </w:tcBorders>
+          </w:tcPr>
+          <w:p>
+            <w:pPr>
+              <w:spacing w:before="0" w:after="0" w:line="276" w:lineRule="auto"/>
+            </w:pPr>
+            <w:r>
+              <w:rPr>
+                <w:rFonts w:ascii="Calibri" w:hAnsi="Calibri" w:eastAsia="Calibri"/>
+                <w:color w:val="1F2937"/>
+                <w:sz w:val="19"/>
+              </w:rPr>
+              <w:t>npm run mobile:apk; membutuhkan Android Studio, Android SDK, dan JDK yang sesuai.</w:t>
             </w:r>
           </w:p>
         </w:tc>
@@ -5479,6 +5869,68 @@
                 <w:sz w:val="19"/>
               </w:rPr>
               <w:t>Perubahan teknis</w:t>
+            </w:r>
+          </w:p>
+        </w:tc>
+      </w:tr>
+      <w:tr>
+        <w:tc>
+          <w:tcPr>
+            <w:tcW w:type="dxa" w:w="1944"/>
+            <w:tcMar>
+              <w:top w:w="80" w:type="dxa"/>
+              <w:start w:w="120" w:type="dxa"/>
+              <w:bottom w:w="80" w:type="dxa"/>
+              <w:end w:w="120" w:type="dxa"/>
+            </w:tcMar>
+            <w:tcBorders>
+              <w:top w:val="single" w:sz="6" w:space="0" w:color="D9E2EC"/>
+              <w:left w:val="single" w:sz="6" w:space="0" w:color="D9E2EC"/>
+              <w:bottom w:val="single" w:sz="6" w:space="0" w:color="D9E2EC"/>
+              <w:right w:val="single" w:sz="6" w:space="0" w:color="D9E2EC"/>
+            </w:tcBorders>
+          </w:tcPr>
+          <w:p>
+            <w:pPr>
+              <w:spacing w:before="0" w:after="0" w:line="276" w:lineRule="auto"/>
+            </w:pPr>
+            <w:r>
+              <w:rPr>
+                <w:rFonts w:ascii="Calibri" w:hAnsi="Calibri" w:eastAsia="Calibri"/>
+                <w:color w:val="1F2937"/>
+                <w:sz w:val="19"/>
+              </w:rPr>
+              <w:t>2026-07-12</w:t>
+            </w:r>
+          </w:p>
+        </w:tc>
+        <w:tc>
+          <w:tcPr>
+            <w:tcW w:type="dxa" w:w="7416"/>
+            <w:tcMar>
+              <w:top w:w="80" w:type="dxa"/>
+              <w:start w:w="120" w:type="dxa"/>
+              <w:bottom w:w="80" w:type="dxa"/>
+              <w:end w:w="120" w:type="dxa"/>
+            </w:tcMar>
+            <w:tcBorders>
+              <w:top w:val="single" w:sz="6" w:space="0" w:color="D9E2EC"/>
+              <w:left w:val="single" w:sz="6" w:space="0" w:color="D9E2EC"/>
+              <w:bottom w:val="single" w:sz="6" w:space="0" w:color="D9E2EC"/>
+              <w:right w:val="single" w:sz="6" w:space="0" w:color="D9E2EC"/>
+            </w:tcBorders>
+          </w:tcPr>
+          <w:p>
+            <w:pPr>
+              <w:spacing w:before="0" w:after="0" w:line="276" w:lineRule="auto"/>
+            </w:pPr>
+            <w:r>
+              <w:rPr>
+                <w:rFonts w:ascii="Calibri" w:hAnsi="Calibri" w:eastAsia="Calibri"/>
+                <w:color w:val="1F2937"/>
+                <w:sz w:val="19"/>
+              </w:rPr>
+              <w:t>Menambahkan Capacitor v8, project native android, konfigurasi capacitor.config.ts, base URL API mobile, CORS native terbatas, plugin Browser/StatusBar/SplashScreen, safe area CSS, dan script build Android.</w:t>
             </w:r>
           </w:p>
         </w:tc>
